--- a/templates/白头文.docx
+++ b/templates/白头文.docx
@@ -1,55 +1,55 @@
 
 <file path=word/document.xml><?xml version="1.0" encoding="utf-8"?>
-<w:document xmlns:wpc="http://schemas.microsoft.com/office/word/2010/wordprocessingCanvas" xmlns:mc="http://schemas.openxmlformats.org/markup-compatibility/2006" xmlns:o="urn:schemas-microsoft-com:office:office" xmlns:r="http://schemas.openxmlformats.org/officeDocument/2006/relationships" xmlns:m="http://schemas.openxmlformats.org/officeDocument/2006/math" xmlns:v="urn:schemas-microsoft-com:vml" xmlns:wp14="http://schemas.microsoft.com/office/word/2010/wordprocessingDrawing" xmlns:wp="http://schemas.openxmlformats.org/drawingml/2006/wordprocessingDrawing" xmlns:w="http://schemas.openxmlformats.org/wordprocessingml/2006/main" xmlns:w14="http://schemas.microsoft.com/office/word/2010/wordml" xmlns:w10="urn:schemas-microsoft-com:office:word" xmlns:w15="http://schemas.microsoft.com/office/word/2012/wordml" xmlns:wpg="http://schemas.microsoft.com/office/word/2010/wordprocessingGroup" xmlns:wpi="http://schemas.microsoft.com/office/word/2010/wordprocessingInk" xmlns:wne="http://schemas.microsoft.com/office/word/2006/wordml" xmlns:wps="http://schemas.microsoft.com/office/word/2010/wordprocessingShape" xmlns:wpsCustomData="http://www.wps.cn/officeDocument/2013/wpsCustomData" mc:Ignorable="w14 w15 wp14">
+<w:document xmlns:wpc="http://schemas.microsoft.com/office/word/2010/wordprocessingCanvas" xmlns:cx="http://schemas.microsoft.com/office/drawing/2014/chartex" xmlns:cx1="http://schemas.microsoft.com/office/drawing/2015/9/8/chartex" xmlns:cx2="http://schemas.microsoft.com/office/drawing/2015/10/21/chartex" xmlns:cx3="http://schemas.microsoft.com/office/drawing/2016/5/9/chartex" xmlns:cx4="http://schemas.microsoft.com/office/drawing/2016/5/10/chartex" xmlns:cx5="http://schemas.microsoft.com/office/drawing/2016/5/11/chartex" xmlns:cx6="http://schemas.microsoft.com/office/drawing/2016/5/12/chartex" xmlns:cx7="http://schemas.microsoft.com/office/drawing/2016/5/13/chartex" xmlns:cx8="http://schemas.microsoft.com/office/drawing/2016/5/14/chartex" xmlns:mc="http://schemas.openxmlformats.org/markup-compatibility/2006" xmlns:aink="http://schemas.microsoft.com/office/drawing/2016/ink" xmlns:am3d="http://schemas.microsoft.com/office/drawing/2017/model3d" xmlns:o="urn:schemas-microsoft-com:office:office" xmlns:oel="http://schemas.microsoft.com/office/2019/extlst" xmlns:r="http://schemas.openxmlformats.org/officeDocument/2006/relationships" xmlns:m="http://schemas.openxmlformats.org/officeDocument/2006/math" xmlns:v="urn:schemas-microsoft-com:vml" xmlns:wp14="http://schemas.microsoft.com/office/word/2010/wordprocessingDrawing" xmlns:wp="http://schemas.openxmlformats.org/drawingml/2006/wordprocessingDrawing" xmlns:w10="urn:schemas-microsoft-com:office:word" xmlns:w="http://schemas.openxmlformats.org/wordprocessingml/2006/main" xmlns:w14="http://schemas.microsoft.com/office/word/2010/wordml" xmlns:w15="http://schemas.microsoft.com/office/word/2012/wordml" xmlns:w16cex="http://schemas.microsoft.com/office/word/2018/wordml/cex" xmlns:w16cid="http://schemas.microsoft.com/office/word/2016/wordml/cid" xmlns:w16="http://schemas.microsoft.com/office/word/2018/wordml" xmlns:w16du="http://schemas.microsoft.com/office/word/2023/wordml/word16du" xmlns:w16sdtdh="http://schemas.microsoft.com/office/word/2020/wordml/sdtdatahash" xmlns:w16sdtfl="http://schemas.microsoft.com/office/word/2024/wordml/sdtformatlock" xmlns:w16se="http://schemas.microsoft.com/office/word/2015/wordml/symex" xmlns:wpg="http://schemas.microsoft.com/office/word/2010/wordprocessingGroup" xmlns:wpi="http://schemas.microsoft.com/office/word/2010/wordprocessingInk" xmlns:wne="http://schemas.microsoft.com/office/word/2006/wordml" xmlns:wps="http://schemas.microsoft.com/office/word/2010/wordprocessingShape" mc:Ignorable="w14 w15 w16se w16cid w16 w16cex w16sdtdh w16sdtfl w16du wp14">
   <w:background w:color="FFFFFF"/>
   <w:body>
     <w:p>
       <w:pPr>
-        <w:pStyle w:val="15"/>
+        <w:pStyle w:val="af0"/>
       </w:pPr>
       <w:r>
-        <w:t>{{公文标题}}</w:t>
+        <w:t>{{标题}}</w:t>
       </w:r>
     </w:p>
     <w:p/>
     <w:p>
       <w:pPr>
-        <w:pStyle w:val="7"/>
+        <w:pStyle w:val="a0"/>
         <w:ind w:firstLine="640"/>
       </w:pPr>
       <w:r>
-        <w:t>{{公文正文}}</w:t>
+        <w:t>{{正文}}</w:t>
       </w:r>
     </w:p>
     <w:p/>
     <w:p>
       <w:pPr>
-        <w:pStyle w:val="28"/>
+        <w:pStyle w:val="ad"/>
         <w:ind w:left="1600" w:hanging="960"/>
       </w:pPr>
       <w:r>
         <w:rPr>
           <w:rFonts w:hint="eastAsia"/>
         </w:rPr>
-        <w:t>{{单附件说明}}</w:t>
-      </w:r>
-    </w:p>
-    <w:p>
-      <w:pPr>
-        <w:pStyle w:val="29"/>
-        <w:ind w:left="2080" w:hanging="1440"/>
-      </w:pPr>
+        <w:t>{{</w:t>
+      </w:r>
       <w:r>
         <w:rPr>
           <w:rFonts w:hint="eastAsia"/>
         </w:rPr>
-        <w:t>{{多附件说明}}</w:t>
+        <w:t>附件说明</w:t>
+      </w:r>
+      <w:r>
+        <w:rPr>
+          <w:rFonts w:hint="eastAsia"/>
+        </w:rPr>
+        <w:t>}}</w:t>
       </w:r>
     </w:p>
     <w:p/>
     <w:p>
       <w:pPr>
-        <w:pStyle w:val="16"/>
+        <w:pStyle w:val="aa"/>
         <w:ind w:left="3840"/>
       </w:pPr>
       <w:r>
@@ -58,7 +58,7 @@
     </w:p>
     <w:p>
       <w:pPr>
-        <w:pStyle w:val="17"/>
+        <w:pStyle w:val="ab"/>
         <w:ind w:left="3840"/>
       </w:pPr>
       <w:r>
@@ -67,17 +67,39 @@
     </w:p>
     <w:p>
       <w:pPr>
-        <w:pStyle w:val="30"/>
+        <w:pStyle w:val="af"/>
         <w:ind w:firstLine="640"/>
       </w:pPr>
       <w:r>
         <w:rPr>
           <w:rFonts w:hint="eastAsia"/>
         </w:rPr>
-        <w:t>（{{附注}}）</w:t>
-      </w:r>
-      <w:bookmarkStart w:id="0" w:name="_GoBack"/>
-      <w:bookmarkEnd w:id="0"/>
+        <w:t>（</w:t>
+      </w:r>
+      <w:r>
+        <w:rPr>
+          <w:rFonts w:hint="eastAsia"/>
+        </w:rPr>
+        <w:t>{{</w:t>
+      </w:r>
+      <w:r>
+        <w:rPr>
+          <w:rFonts w:hint="eastAsia"/>
+        </w:rPr>
+        <w:t>附注</w:t>
+      </w:r>
+      <w:r>
+        <w:rPr>
+          <w:rFonts w:hint="eastAsia"/>
+        </w:rPr>
+        <w:t>}}</w:t>
+      </w:r>
+      <w:r>
+        <w:rPr>
+          <w:rFonts w:hint="eastAsia"/>
+        </w:rPr>
+        <w:t>）</w:t>
+      </w:r>
     </w:p>
     <w:p/>
     <w:p/>
@@ -89,42 +111,99 @@
       </w:pPr>
       <w:r>
         <w:rPr>
-          <w:rFonts w:hint="eastAsia" w:ascii="黑体" w:eastAsia="黑体"/>
+          <w:rFonts w:ascii="黑体" w:eastAsia="黑体" w:hint="eastAsia"/>
         </w:rPr>
         <w:t>公开方式：</w:t>
       </w:r>
       <w:r>
         <w:rPr>
-          <w:rStyle w:val="19"/>
+          <w:rStyle w:val="Char0"/>
           <w:rFonts w:hint="default"/>
         </w:rPr>
         <w:t>{{公开方式}}</w:t>
       </w:r>
     </w:p>
     <w:sectPr>
-      <w:headerReference r:id="rId3" w:type="default"/>
-      <w:footerReference r:id="rId4" w:type="default"/>
-      <w:footerReference r:id="rId5" w:type="even"/>
+      <w:footerReference w:type="even" r:id="rId8"/>
+      <w:footerReference w:type="default" r:id="rId9"/>
       <w:pgSz w:w="11906" w:h="16838"/>
       <w:pgMar w:top="1440" w:right="1800" w:bottom="1440" w:left="1800" w:header="851" w:footer="992" w:gutter="0"/>
-      <w:cols w:space="720" w:num="1"/>
-      <w:docGrid w:type="lines" w:linePitch="312" w:charSpace="0"/>
+      <w:cols w:space="720"/>
+      <w:docGrid w:type="lines" w:linePitch="312"/>
     </w:sectPr>
   </w:body>
 </w:document>
 </file>
 
+<file path=word/endnotes.xml><?xml version="1.0" encoding="utf-8"?>
+<w:endnotes xmlns:wpc="http://schemas.microsoft.com/office/word/2010/wordprocessingCanvas" xmlns:cx="http://schemas.microsoft.com/office/drawing/2014/chartex" xmlns:cx1="http://schemas.microsoft.com/office/drawing/2015/9/8/chartex" xmlns:cx2="http://schemas.microsoft.com/office/drawing/2015/10/21/chartex" xmlns:cx3="http://schemas.microsoft.com/office/drawing/2016/5/9/chartex" xmlns:cx4="http://schemas.microsoft.com/office/drawing/2016/5/10/chartex" xmlns:cx5="http://schemas.microsoft.com/office/drawing/2016/5/11/chartex" xmlns:cx6="http://schemas.microsoft.com/office/drawing/2016/5/12/chartex" xmlns:cx7="http://schemas.microsoft.com/office/drawing/2016/5/13/chartex" xmlns:cx8="http://schemas.microsoft.com/office/drawing/2016/5/14/chartex" xmlns:mc="http://schemas.openxmlformats.org/markup-compatibility/2006" xmlns:aink="http://schemas.microsoft.com/office/drawing/2016/ink" xmlns:am3d="http://schemas.microsoft.com/office/drawing/2017/model3d" xmlns:o="urn:schemas-microsoft-com:office:office" xmlns:oel="http://schemas.microsoft.com/office/2019/extlst" xmlns:r="http://schemas.openxmlformats.org/officeDocument/2006/relationships" xmlns:m="http://schemas.openxmlformats.org/officeDocument/2006/math" xmlns:v="urn:schemas-microsoft-com:vml" xmlns:wp14="http://schemas.microsoft.com/office/word/2010/wordprocessingDrawing" xmlns:wp="http://schemas.openxmlformats.org/drawingml/2006/wordprocessingDrawing" xmlns:w10="urn:schemas-microsoft-com:office:word" xmlns:w="http://schemas.openxmlformats.org/wordprocessingml/2006/main" xmlns:w14="http://schemas.microsoft.com/office/word/2010/wordml" xmlns:w15="http://schemas.microsoft.com/office/word/2012/wordml" xmlns:w16cex="http://schemas.microsoft.com/office/word/2018/wordml/cex" xmlns:w16cid="http://schemas.microsoft.com/office/word/2016/wordml/cid" xmlns:w16="http://schemas.microsoft.com/office/word/2018/wordml" xmlns:w16du="http://schemas.microsoft.com/office/word/2023/wordml/word16du" xmlns:w16sdtdh="http://schemas.microsoft.com/office/word/2020/wordml/sdtdatahash" xmlns:w16sdtfl="http://schemas.microsoft.com/office/word/2024/wordml/sdtformatlock" xmlns:w16se="http://schemas.microsoft.com/office/word/2015/wordml/symex" xmlns:wpg="http://schemas.microsoft.com/office/word/2010/wordprocessingGroup" xmlns:wpi="http://schemas.microsoft.com/office/word/2010/wordprocessingInk" xmlns:wne="http://schemas.microsoft.com/office/word/2006/wordml" xmlns:wps="http://schemas.microsoft.com/office/word/2010/wordprocessingShape" mc:Ignorable="w14 w15 w16se w16cid w16 w16cex w16sdtdh w16sdtfl w16du wp14">
+  <w:endnote w:type="separator" w:id="-1">
+    <w:p>
+      <w:r>
+        <w:separator/>
+      </w:r>
+    </w:p>
+  </w:endnote>
+  <w:endnote w:type="continuationSeparator" w:id="0">
+    <w:p>
+      <w:r>
+        <w:continuationSeparator/>
+      </w:r>
+    </w:p>
+  </w:endnote>
+</w:endnotes>
+</file>
+
 <file path=word/footer1.xml><?xml version="1.0" encoding="utf-8"?>
-<w:ftr xmlns:wpc="http://schemas.microsoft.com/office/word/2010/wordprocessingCanvas" xmlns:mc="http://schemas.openxmlformats.org/markup-compatibility/2006" xmlns:o="urn:schemas-microsoft-com:office:office" xmlns:r="http://schemas.openxmlformats.org/officeDocument/2006/relationships" xmlns:m="http://schemas.openxmlformats.org/officeDocument/2006/math" xmlns:v="urn:schemas-microsoft-com:vml" xmlns:wp14="http://schemas.microsoft.com/office/word/2010/wordprocessingDrawing" xmlns:wp="http://schemas.openxmlformats.org/drawingml/2006/wordprocessingDrawing" xmlns:w10="urn:schemas-microsoft-com:office:word" xmlns:w="http://schemas.openxmlformats.org/wordprocessingml/2006/main" xmlns:w14="http://schemas.microsoft.com/office/word/2010/wordml" xmlns:w15="http://schemas.microsoft.com/office/word/2012/wordml" xmlns:wpg="http://schemas.microsoft.com/office/word/2010/wordprocessingGroup" xmlns:wpi="http://schemas.microsoft.com/office/word/2010/wordprocessingInk" xmlns:wne="http://schemas.microsoft.com/office/word/2006/wordml" xmlns:wps="http://schemas.microsoft.com/office/word/2010/wordprocessingShape" xmlns:wpsCustomData="http://www.wps.cn/officeDocument/2013/wpsCustomData" mc:Ignorable="w14 w15 wp14">
+<w:ftr xmlns:wpc="http://schemas.microsoft.com/office/word/2010/wordprocessingCanvas" xmlns:cx="http://schemas.microsoft.com/office/drawing/2014/chartex" xmlns:cx1="http://schemas.microsoft.com/office/drawing/2015/9/8/chartex" xmlns:cx2="http://schemas.microsoft.com/office/drawing/2015/10/21/chartex" xmlns:cx3="http://schemas.microsoft.com/office/drawing/2016/5/9/chartex" xmlns:cx4="http://schemas.microsoft.com/office/drawing/2016/5/10/chartex" xmlns:cx5="http://schemas.microsoft.com/office/drawing/2016/5/11/chartex" xmlns:cx6="http://schemas.microsoft.com/office/drawing/2016/5/12/chartex" xmlns:cx7="http://schemas.microsoft.com/office/drawing/2016/5/13/chartex" xmlns:cx8="http://schemas.microsoft.com/office/drawing/2016/5/14/chartex" xmlns:mc="http://schemas.openxmlformats.org/markup-compatibility/2006" xmlns:aink="http://schemas.microsoft.com/office/drawing/2016/ink" xmlns:am3d="http://schemas.microsoft.com/office/drawing/2017/model3d" xmlns:o="urn:schemas-microsoft-com:office:office" xmlns:oel="http://schemas.microsoft.com/office/2019/extlst" xmlns:r="http://schemas.openxmlformats.org/officeDocument/2006/relationships" xmlns:m="http://schemas.openxmlformats.org/officeDocument/2006/math" xmlns:v="urn:schemas-microsoft-com:vml" xmlns:wp14="http://schemas.microsoft.com/office/word/2010/wordprocessingDrawing" xmlns:wp="http://schemas.openxmlformats.org/drawingml/2006/wordprocessingDrawing" xmlns:w10="urn:schemas-microsoft-com:office:word" xmlns:w="http://schemas.openxmlformats.org/wordprocessingml/2006/main" xmlns:w14="http://schemas.microsoft.com/office/word/2010/wordml" xmlns:w15="http://schemas.microsoft.com/office/word/2012/wordml" xmlns:w16cex="http://schemas.microsoft.com/office/word/2018/wordml/cex" xmlns:w16cid="http://schemas.microsoft.com/office/word/2016/wordml/cid" xmlns:w16="http://schemas.microsoft.com/office/word/2018/wordml" xmlns:w16du="http://schemas.microsoft.com/office/word/2023/wordml/word16du" xmlns:w16sdtdh="http://schemas.microsoft.com/office/word/2020/wordml/sdtdatahash" xmlns:w16sdtfl="http://schemas.microsoft.com/office/word/2024/wordml/sdtformatlock" xmlns:w16se="http://schemas.microsoft.com/office/word/2015/wordml/symex" xmlns:wpg="http://schemas.microsoft.com/office/word/2010/wordprocessingGroup" xmlns:wpi="http://schemas.microsoft.com/office/word/2010/wordprocessingInk" xmlns:wne="http://schemas.microsoft.com/office/word/2006/wordml" xmlns:wps="http://schemas.microsoft.com/office/word/2010/wordprocessingShape" mc:Ignorable="w14 w15 w16se w16cid w16 w16cex w16sdtdh w16sdtfl w16du wp14">
   <w:p>
     <w:pPr>
-      <w:pStyle w:val="9"/>
+      <w:pStyle w:val="a6"/>
+      <w:rPr>
+        <w:rStyle w:val="a8"/>
+      </w:rPr>
     </w:pPr>
     <w:r>
+      <w:rPr>
+        <w:rStyle w:val="a8"/>
+      </w:rPr>
+      <w:fldChar w:fldCharType="begin"/>
+    </w:r>
+    <w:r>
+      <w:rPr>
+        <w:rStyle w:val="a8"/>
+      </w:rPr>
+      <w:instrText xml:space="preserve">PAGE  </w:instrText>
+    </w:r>
+    <w:r>
+      <w:rPr>
+        <w:rStyle w:val="a8"/>
+      </w:rPr>
+      <w:fldChar w:fldCharType="end"/>
+    </w:r>
+  </w:p>
+  <w:p>
+    <w:pPr>
+      <w:pStyle w:val="a6"/>
+    </w:pPr>
+  </w:p>
+</w:ftr>
+</file>
+
+<file path=word/footer2.xml><?xml version="1.0" encoding="utf-8"?>
+<w:ftr xmlns:wpc="http://schemas.microsoft.com/office/word/2010/wordprocessingCanvas" xmlns:cx="http://schemas.microsoft.com/office/drawing/2014/chartex" xmlns:cx1="http://schemas.microsoft.com/office/drawing/2015/9/8/chartex" xmlns:cx2="http://schemas.microsoft.com/office/drawing/2015/10/21/chartex" xmlns:cx3="http://schemas.microsoft.com/office/drawing/2016/5/9/chartex" xmlns:cx4="http://schemas.microsoft.com/office/drawing/2016/5/10/chartex" xmlns:cx5="http://schemas.microsoft.com/office/drawing/2016/5/11/chartex" xmlns:cx6="http://schemas.microsoft.com/office/drawing/2016/5/12/chartex" xmlns:cx7="http://schemas.microsoft.com/office/drawing/2016/5/13/chartex" xmlns:cx8="http://schemas.microsoft.com/office/drawing/2016/5/14/chartex" xmlns:mc="http://schemas.openxmlformats.org/markup-compatibility/2006" xmlns:aink="http://schemas.microsoft.com/office/drawing/2016/ink" xmlns:am3d="http://schemas.microsoft.com/office/drawing/2017/model3d" xmlns:o="urn:schemas-microsoft-com:office:office" xmlns:oel="http://schemas.microsoft.com/office/2019/extlst" xmlns:r="http://schemas.openxmlformats.org/officeDocument/2006/relationships" xmlns:m="http://schemas.openxmlformats.org/officeDocument/2006/math" xmlns:v="urn:schemas-microsoft-com:vml" xmlns:wp14="http://schemas.microsoft.com/office/word/2010/wordprocessingDrawing" xmlns:wp="http://schemas.openxmlformats.org/drawingml/2006/wordprocessingDrawing" xmlns:w10="urn:schemas-microsoft-com:office:word" xmlns:w="http://schemas.openxmlformats.org/wordprocessingml/2006/main" xmlns:w14="http://schemas.microsoft.com/office/word/2010/wordml" xmlns:w15="http://schemas.microsoft.com/office/word/2012/wordml" xmlns:w16cex="http://schemas.microsoft.com/office/word/2018/wordml/cex" xmlns:w16cid="http://schemas.microsoft.com/office/word/2016/wordml/cid" xmlns:w16="http://schemas.microsoft.com/office/word/2018/wordml" xmlns:w16du="http://schemas.microsoft.com/office/word/2023/wordml/word16du" xmlns:w16sdtdh="http://schemas.microsoft.com/office/word/2020/wordml/sdtdatahash" xmlns:w16sdtfl="http://schemas.microsoft.com/office/word/2024/wordml/sdtformatlock" xmlns:w16se="http://schemas.microsoft.com/office/word/2015/wordml/symex" xmlns:wpg="http://schemas.microsoft.com/office/word/2010/wordprocessingGroup" xmlns:wpi="http://schemas.microsoft.com/office/word/2010/wordprocessingInk" xmlns:wne="http://schemas.microsoft.com/office/word/2006/wordml" xmlns:wps="http://schemas.microsoft.com/office/word/2010/wordprocessingShape" mc:Ignorable="w14 w15 w16se w16cid w16 w16cex w16sdtdh w16sdtfl w16du wp14">
+  <w:p>
+    <w:pPr>
+      <w:pStyle w:val="a6"/>
+    </w:pPr>
+    <w:r>
+      <w:rPr>
+        <w:noProof/>
+      </w:rPr>
       <mc:AlternateContent>
         <mc:Choice Requires="wps">
           <w:drawing>
-            <wp:anchor distT="0" distB="0" distL="114300" distR="114300" simplePos="0" relativeHeight="251659264" behindDoc="0" locked="0" layoutInCell="1" allowOverlap="1">
+            <wp:anchor distT="0" distB="0" distL="114300" distR="114300" simplePos="0" relativeHeight="251659264" behindDoc="0" locked="0" layoutInCell="1" allowOverlap="1" wp14:anchorId="03AC0BEA" wp14:editId="03AC0BEB">
               <wp:simplePos x="0" y="0"/>
               <wp:positionH relativeFrom="margin">
                 <wp:align>outside</wp:align>
@@ -158,13 +237,19 @@
                       <w:txbxContent>
                         <w:p>
                           <w:pPr>
-                            <w:pStyle w:val="9"/>
+                            <w:pStyle w:val="a6"/>
                           </w:pPr>
                           <w:r>
                             <w:rPr>
                               <w:rFonts w:hint="eastAsia"/>
                             </w:rPr>
-                            <w:t xml:space="preserve">— </w:t>
+                            <w:t>—</w:t>
+                          </w:r>
+                          <w:r>
+                            <w:rPr>
+                              <w:rFonts w:hint="eastAsia"/>
+                            </w:rPr>
+                            <w:t xml:space="preserve"> </w:t>
                           </w:r>
                           <w:r>
                             <w:rPr>
@@ -200,7 +285,13 @@
                             <w:rPr>
                               <w:rFonts w:hint="eastAsia"/>
                             </w:rPr>
-                            <w:t xml:space="preserve"> —</w:t>
+                            <w:t xml:space="preserve"> </w:t>
+                          </w:r>
+                          <w:r>
+                            <w:rPr>
+                              <w:rFonts w:hint="eastAsia"/>
+                            </w:rPr>
+                            <w:t>—</w:t>
                           </w:r>
                         </w:p>
                       </w:txbxContent>
@@ -216,22 +307,28 @@
         </mc:Choice>
         <mc:Fallback>
           <w:pict>
-            <v:shape id="_x0000_s1026" o:spid="_x0000_s1026" o:spt="202" type="#_x0000_t202" style="position:absolute;left:0pt;margin-top:0pt;height:144pt;width:144pt;mso-position-horizontal:outside;mso-position-horizontal-relative:margin;mso-wrap-style:none;z-index:251659264;mso-width-relative:page;mso-height-relative:page;" filled="f" stroked="f" coordsize="21600,21600" o:gfxdata="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">
-              <v:fill on="f" focussize="0,0"/>
-              <v:stroke on="f"/>
-              <v:imagedata o:title=""/>
-              <o:lock v:ext="edit" aspectratio="f"/>
-              <v:textbox inset="0mm,0mm,0mm,0mm" style="mso-fit-shape-to-text:t;">
+            <v:shapetype w14:anchorId="03AC0BEA" id="_x0000_t202" coordsize="21600,21600" o:spt="202" path="m,l,21600r21600,l21600,xe">
+              <v:stroke joinstyle="miter"/>
+              <v:path gradientshapeok="t" o:connecttype="rect"/>
+            </v:shapetype>
+            <v:shape id="文本框 1" o:spid="_x0000_s1026" type="#_x0000_t202" style="position:absolute;margin-left:92.8pt;margin-top:0;width:2in;height:2in;z-index:251659264;visibility:visible;mso-wrap-style:none;mso-wrap-distance-left:9pt;mso-wrap-distance-top:0;mso-wrap-distance-right:9pt;mso-wrap-distance-bottom:0;mso-position-horizontal:outside;mso-position-horizontal-relative:margin;mso-position-vertical:absolute;mso-position-vertical-relative:text;v-text-anchor:top" o:gfxdata="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" filled="f" stroked="f">
+              <v:textbox style="mso-fit-shape-to-text:t" inset="0,0,0,0">
                 <w:txbxContent>
                   <w:p>
                     <w:pPr>
-                      <w:pStyle w:val="9"/>
+                      <w:pStyle w:val="a6"/>
                     </w:pPr>
                     <w:r>
                       <w:rPr>
                         <w:rFonts w:hint="eastAsia"/>
                       </w:rPr>
-                      <w:t xml:space="preserve">— </w:t>
+                      <w:t>—</w:t>
+                    </w:r>
+                    <w:r>
+                      <w:rPr>
+                        <w:rFonts w:hint="eastAsia"/>
+                      </w:rPr>
+                      <w:t xml:space="preserve"> </w:t>
                     </w:r>
                     <w:r>
                       <w:rPr>
@@ -267,11 +364,18 @@
                       <w:rPr>
                         <w:rFonts w:hint="eastAsia"/>
                       </w:rPr>
-                      <w:t xml:space="preserve"> —</w:t>
+                      <w:t xml:space="preserve"> </w:t>
+                    </w:r>
+                    <w:r>
+                      <w:rPr>
+                        <w:rFonts w:hint="eastAsia"/>
+                      </w:rPr>
+                      <w:t>—</w:t>
                     </w:r>
                   </w:p>
                 </w:txbxContent>
               </v:textbox>
+              <w10:wrap anchorx="margin"/>
             </v:shape>
           </w:pict>
         </mc:Fallback>
@@ -281,410 +385,412 @@
 </w:ftr>
 </file>
 
-<file path=word/footer2.xml><?xml version="1.0" encoding="utf-8"?>
-<w:ftr xmlns:wpc="http://schemas.microsoft.com/office/word/2010/wordprocessingCanvas" xmlns:mc="http://schemas.openxmlformats.org/markup-compatibility/2006" xmlns:o="urn:schemas-microsoft-com:office:office" xmlns:r="http://schemas.openxmlformats.org/officeDocument/2006/relationships" xmlns:m="http://schemas.openxmlformats.org/officeDocument/2006/math" xmlns:v="urn:schemas-microsoft-com:vml" xmlns:wp14="http://schemas.microsoft.com/office/word/2010/wordprocessingDrawing" xmlns:wp="http://schemas.openxmlformats.org/drawingml/2006/wordprocessingDrawing" xmlns:w10="urn:schemas-microsoft-com:office:word" xmlns:w="http://schemas.openxmlformats.org/wordprocessingml/2006/main" xmlns:w14="http://schemas.microsoft.com/office/word/2010/wordml" xmlns:w15="http://schemas.microsoft.com/office/word/2012/wordml" xmlns:wpg="http://schemas.microsoft.com/office/word/2010/wordprocessingGroup" xmlns:wpi="http://schemas.microsoft.com/office/word/2010/wordprocessingInk" xmlns:wne="http://schemas.microsoft.com/office/word/2006/wordml" xmlns:wps="http://schemas.microsoft.com/office/word/2010/wordprocessingShape" xmlns:wpsCustomData="http://www.wps.cn/officeDocument/2013/wpsCustomData" mc:Ignorable="w14 w15 wp14">
-  <w:p>
-    <w:pPr>
-      <w:pStyle w:val="9"/>
-      <w:rPr>
-        <w:rStyle w:val="14"/>
-      </w:rPr>
-    </w:pPr>
-    <w:r>
-      <w:rPr>
-        <w:rStyle w:val="14"/>
-      </w:rPr>
-      <w:fldChar w:fldCharType="begin"/>
-    </w:r>
-    <w:r>
-      <w:rPr>
-        <w:rStyle w:val="14"/>
-      </w:rPr>
-      <w:instrText xml:space="preserve">PAGE  </w:instrText>
-    </w:r>
-    <w:r>
-      <w:rPr>
-        <w:rStyle w:val="14"/>
-      </w:rPr>
-      <w:fldChar w:fldCharType="end"/>
-    </w:r>
-  </w:p>
-  <w:p>
-    <w:pPr>
-      <w:pStyle w:val="9"/>
-    </w:pPr>
-  </w:p>
-</w:ftr>
-</file>
-
-<file path=word/header1.xml><?xml version="1.0" encoding="utf-8"?>
-<w:hdr xmlns:wpc="http://schemas.microsoft.com/office/word/2010/wordprocessingCanvas" xmlns:mc="http://schemas.openxmlformats.org/markup-compatibility/2006" xmlns:o="urn:schemas-microsoft-com:office:office" xmlns:r="http://schemas.openxmlformats.org/officeDocument/2006/relationships" xmlns:m="http://schemas.openxmlformats.org/officeDocument/2006/math" xmlns:v="urn:schemas-microsoft-com:vml" xmlns:wp14="http://schemas.microsoft.com/office/word/2010/wordprocessingDrawing" xmlns:wp="http://schemas.openxmlformats.org/drawingml/2006/wordprocessingDrawing" xmlns:w10="urn:schemas-microsoft-com:office:word" xmlns:w="http://schemas.openxmlformats.org/wordprocessingml/2006/main" xmlns:w14="http://schemas.microsoft.com/office/word/2010/wordml" xmlns:w15="http://schemas.microsoft.com/office/word/2012/wordml" xmlns:wpg="http://schemas.microsoft.com/office/word/2010/wordprocessingGroup" xmlns:wpi="http://schemas.microsoft.com/office/word/2010/wordprocessingInk" xmlns:wne="http://schemas.microsoft.com/office/word/2006/wordml" xmlns:wps="http://schemas.microsoft.com/office/word/2010/wordprocessingShape" xmlns:wpsCustomData="http://www.wps.cn/officeDocument/2013/wpsCustomData" mc:Ignorable="w14 w15 wp14">
-  <w:p>
-    <w:pPr>
-      <w:pStyle w:val="10"/>
-    </w:pPr>
-  </w:p>
-</w:hdr>
+<file path=word/footnotes.xml><?xml version="1.0" encoding="utf-8"?>
+<w:footnotes xmlns:wpc="http://schemas.microsoft.com/office/word/2010/wordprocessingCanvas" xmlns:cx="http://schemas.microsoft.com/office/drawing/2014/chartex" xmlns:cx1="http://schemas.microsoft.com/office/drawing/2015/9/8/chartex" xmlns:cx2="http://schemas.microsoft.com/office/drawing/2015/10/21/chartex" xmlns:cx3="http://schemas.microsoft.com/office/drawing/2016/5/9/chartex" xmlns:cx4="http://schemas.microsoft.com/office/drawing/2016/5/10/chartex" xmlns:cx5="http://schemas.microsoft.com/office/drawing/2016/5/11/chartex" xmlns:cx6="http://schemas.microsoft.com/office/drawing/2016/5/12/chartex" xmlns:cx7="http://schemas.microsoft.com/office/drawing/2016/5/13/chartex" xmlns:cx8="http://schemas.microsoft.com/office/drawing/2016/5/14/chartex" xmlns:mc="http://schemas.openxmlformats.org/markup-compatibility/2006" xmlns:aink="http://schemas.microsoft.com/office/drawing/2016/ink" xmlns:am3d="http://schemas.microsoft.com/office/drawing/2017/model3d" xmlns:o="urn:schemas-microsoft-com:office:office" xmlns:oel="http://schemas.microsoft.com/office/2019/extlst" xmlns:r="http://schemas.openxmlformats.org/officeDocument/2006/relationships" xmlns:m="http://schemas.openxmlformats.org/officeDocument/2006/math" xmlns:v="urn:schemas-microsoft-com:vml" xmlns:wp14="http://schemas.microsoft.com/office/word/2010/wordprocessingDrawing" xmlns:wp="http://schemas.openxmlformats.org/drawingml/2006/wordprocessingDrawing" xmlns:w10="urn:schemas-microsoft-com:office:word" xmlns:w="http://schemas.openxmlformats.org/wordprocessingml/2006/main" xmlns:w14="http://schemas.microsoft.com/office/word/2010/wordml" xmlns:w15="http://schemas.microsoft.com/office/word/2012/wordml" xmlns:w16cex="http://schemas.microsoft.com/office/word/2018/wordml/cex" xmlns:w16cid="http://schemas.microsoft.com/office/word/2016/wordml/cid" xmlns:w16="http://schemas.microsoft.com/office/word/2018/wordml" xmlns:w16du="http://schemas.microsoft.com/office/word/2023/wordml/word16du" xmlns:w16sdtdh="http://schemas.microsoft.com/office/word/2020/wordml/sdtdatahash" xmlns:w16sdtfl="http://schemas.microsoft.com/office/word/2024/wordml/sdtformatlock" xmlns:w16se="http://schemas.microsoft.com/office/word/2015/wordml/symex" xmlns:wpg="http://schemas.microsoft.com/office/word/2010/wordprocessingGroup" xmlns:wpi="http://schemas.microsoft.com/office/word/2010/wordprocessingInk" xmlns:wne="http://schemas.microsoft.com/office/word/2006/wordml" xmlns:wps="http://schemas.microsoft.com/office/word/2010/wordprocessingShape" mc:Ignorable="w14 w15 w16se w16cid w16 w16cex w16sdtdh w16sdtfl w16du wp14">
+  <w:footnote w:type="separator" w:id="-1">
+    <w:p>
+      <w:r>
+        <w:separator/>
+      </w:r>
+    </w:p>
+  </w:footnote>
+  <w:footnote w:type="continuationSeparator" w:id="0">
+    <w:p>
+      <w:r>
+        <w:continuationSeparator/>
+      </w:r>
+    </w:p>
+  </w:footnote>
+</w:footnotes>
 </file>
 
 <file path=word/styles.xml><?xml version="1.0" encoding="utf-8"?>
-<w:styles xmlns:mc="http://schemas.openxmlformats.org/markup-compatibility/2006" xmlns:o="urn:schemas-microsoft-com:office:office" xmlns:r="http://schemas.openxmlformats.org/officeDocument/2006/relationships" xmlns:m="http://schemas.openxmlformats.org/officeDocument/2006/math" xmlns:v="urn:schemas-microsoft-com:vml" xmlns:w="http://schemas.openxmlformats.org/wordprocessingml/2006/main" xmlns:w14="http://schemas.microsoft.com/office/word/2010/wordml" xmlns:w10="urn:schemas-microsoft-com:office:word" xmlns:sl="http://schemas.openxmlformats.org/schemaLibrary/2006/main" xmlns:wpsCustomData="http://www.wps.cn/officeDocument/2013/wpsCustomData" mc:Ignorable="w14">
+<w:styles xmlns:mc="http://schemas.openxmlformats.org/markup-compatibility/2006" xmlns:r="http://schemas.openxmlformats.org/officeDocument/2006/relationships" xmlns:w="http://schemas.openxmlformats.org/wordprocessingml/2006/main" xmlns:w14="http://schemas.microsoft.com/office/word/2010/wordml" xmlns:w15="http://schemas.microsoft.com/office/word/2012/wordml" xmlns:w16cex="http://schemas.microsoft.com/office/word/2018/wordml/cex" xmlns:w16cid="http://schemas.microsoft.com/office/word/2016/wordml/cid" xmlns:w16="http://schemas.microsoft.com/office/word/2018/wordml" xmlns:w16du="http://schemas.microsoft.com/office/word/2023/wordml/word16du" xmlns:w16sdtdh="http://schemas.microsoft.com/office/word/2020/wordml/sdtdatahash" xmlns:w16sdtfl="http://schemas.microsoft.com/office/word/2024/wordml/sdtformatlock" xmlns:w16se="http://schemas.microsoft.com/office/word/2015/wordml/symex" mc:Ignorable="w14 w15 w16se w16cid w16 w16cex w16sdtdh w16sdtfl w16du">
   <w:docDefaults>
     <w:rPrDefault>
       <w:rPr>
-        <w:rFonts w:ascii="Times New Roman" w:hAnsi="Times New Roman" w:eastAsia="宋体" w:cs="Times New Roman"/>
+        <w:rFonts w:ascii="Times New Roman" w:eastAsia="宋体" w:hAnsi="Times New Roman" w:cs="Times New Roman"/>
+        <w:lang w:val="en-US" w:eastAsia="zh-CN" w:bidi="ar-SA"/>
       </w:rPr>
     </w:rPrDefault>
     <w:pPrDefault/>
   </w:docDefaults>
-  <w:latentStyles w:count="260" w:defQFormat="0" w:defUnhideWhenUsed="1" w:defSemiHidden="1" w:defUIPriority="99" w:defLockedState="0">
-    <w:lsdException w:qFormat="1" w:unhideWhenUsed="0" w:uiPriority="0" w:semiHidden="0" w:name="Normal"/>
-    <w:lsdException w:qFormat="1" w:unhideWhenUsed="0" w:uiPriority="0" w:semiHidden="0" w:name="heading 1"/>
-    <w:lsdException w:qFormat="1" w:unhideWhenUsed="0" w:uiPriority="0" w:semiHidden="0" w:name="heading 2"/>
-    <w:lsdException w:qFormat="1" w:unhideWhenUsed="0" w:uiPriority="0" w:semiHidden="0" w:name="heading 3"/>
-    <w:lsdException w:qFormat="1" w:unhideWhenUsed="0" w:uiPriority="0" w:semiHidden="0" w:name="heading 4"/>
-    <w:lsdException w:qFormat="1" w:unhideWhenUsed="0" w:uiPriority="0" w:semiHidden="0" w:name="heading 5"/>
-    <w:lsdException w:unhideWhenUsed="0" w:uiPriority="0" w:semiHidden="0" w:name="heading 6"/>
-    <w:lsdException w:unhideWhenUsed="0" w:uiPriority="0" w:semiHidden="0" w:name="heading 7"/>
-    <w:lsdException w:unhideWhenUsed="0" w:uiPriority="0" w:semiHidden="0" w:name="heading 8"/>
-    <w:lsdException w:unhideWhenUsed="0" w:uiPriority="0" w:semiHidden="0" w:name="heading 9"/>
-    <w:lsdException w:unhideWhenUsed="0" w:uiPriority="0" w:semiHidden="0" w:name="index 1"/>
-    <w:lsdException w:unhideWhenUsed="0" w:uiPriority="0" w:semiHidden="0" w:name="index 2"/>
-    <w:lsdException w:unhideWhenUsed="0" w:uiPriority="0" w:semiHidden="0" w:name="index 3"/>
-    <w:lsdException w:unhideWhenUsed="0" w:uiPriority="0" w:semiHidden="0" w:name="index 4"/>
-    <w:lsdException w:unhideWhenUsed="0" w:uiPriority="0" w:semiHidden="0" w:name="index 5"/>
-    <w:lsdException w:unhideWhenUsed="0" w:uiPriority="0" w:semiHidden="0" w:name="index 6"/>
-    <w:lsdException w:unhideWhenUsed="0" w:uiPriority="0" w:semiHidden="0" w:name="index 7"/>
-    <w:lsdException w:unhideWhenUsed="0" w:uiPriority="0" w:semiHidden="0" w:name="index 8"/>
-    <w:lsdException w:unhideWhenUsed="0" w:uiPriority="0" w:semiHidden="0" w:name="index 9"/>
-    <w:lsdException w:unhideWhenUsed="0" w:uiPriority="0" w:semiHidden="0" w:name="toc 1"/>
-    <w:lsdException w:unhideWhenUsed="0" w:uiPriority="0" w:semiHidden="0" w:name="toc 2"/>
-    <w:lsdException w:unhideWhenUsed="0" w:uiPriority="0" w:semiHidden="0" w:name="toc 3"/>
-    <w:lsdException w:unhideWhenUsed="0" w:uiPriority="0" w:semiHidden="0" w:name="toc 4"/>
-    <w:lsdException w:unhideWhenUsed="0" w:uiPriority="0" w:semiHidden="0" w:name="toc 5"/>
-    <w:lsdException w:unhideWhenUsed="0" w:uiPriority="0" w:semiHidden="0" w:name="toc 6"/>
-    <w:lsdException w:unhideWhenUsed="0" w:uiPriority="0" w:semiHidden="0" w:name="toc 7"/>
-    <w:lsdException w:unhideWhenUsed="0" w:uiPriority="0" w:semiHidden="0" w:name="toc 8"/>
-    <w:lsdException w:unhideWhenUsed="0" w:uiPriority="0" w:semiHidden="0" w:name="toc 9"/>
-    <w:lsdException w:unhideWhenUsed="0" w:uiPriority="0" w:semiHidden="0" w:name="Normal Indent"/>
-    <w:lsdException w:unhideWhenUsed="0" w:uiPriority="0" w:semiHidden="0" w:name="footnote text"/>
-    <w:lsdException w:unhideWhenUsed="0" w:uiPriority="0" w:semiHidden="0" w:name="annotation text"/>
-    <w:lsdException w:unhideWhenUsed="0" w:uiPriority="0" w:semiHidden="0" w:name="header"/>
-    <w:lsdException w:qFormat="1" w:unhideWhenUsed="0" w:uiPriority="0" w:semiHidden="0" w:name="footer"/>
-    <w:lsdException w:unhideWhenUsed="0" w:uiPriority="0" w:semiHidden="0" w:name="index heading"/>
-    <w:lsdException w:unhideWhenUsed="0" w:uiPriority="0" w:semiHidden="0" w:name="caption"/>
-    <w:lsdException w:unhideWhenUsed="0" w:uiPriority="0" w:semiHidden="0" w:name="table of figures"/>
-    <w:lsdException w:unhideWhenUsed="0" w:uiPriority="0" w:semiHidden="0" w:name="envelope address"/>
-    <w:lsdException w:unhideWhenUsed="0" w:uiPriority="0" w:semiHidden="0" w:name="envelope return"/>
-    <w:lsdException w:unhideWhenUsed="0" w:uiPriority="0" w:semiHidden="0" w:name="footnote reference"/>
-    <w:lsdException w:unhideWhenUsed="0" w:uiPriority="0" w:semiHidden="0" w:name="annotation reference"/>
-    <w:lsdException w:unhideWhenUsed="0" w:uiPriority="0" w:semiHidden="0" w:name="line number"/>
-    <w:lsdException w:qFormat="1" w:unhideWhenUsed="0" w:uiPriority="0" w:semiHidden="0" w:name="page number"/>
-    <w:lsdException w:unhideWhenUsed="0" w:uiPriority="0" w:semiHidden="0" w:name="endnote reference"/>
-    <w:lsdException w:unhideWhenUsed="0" w:uiPriority="0" w:semiHidden="0" w:name="endnote text"/>
-    <w:lsdException w:unhideWhenUsed="0" w:uiPriority="0" w:semiHidden="0" w:name="table of authorities"/>
-    <w:lsdException w:unhideWhenUsed="0" w:uiPriority="0" w:semiHidden="0" w:name="macro"/>
-    <w:lsdException w:unhideWhenUsed="0" w:uiPriority="0" w:semiHidden="0" w:name="toa heading"/>
-    <w:lsdException w:unhideWhenUsed="0" w:uiPriority="0" w:semiHidden="0" w:name="List"/>
-    <w:lsdException w:unhideWhenUsed="0" w:uiPriority="0" w:semiHidden="0" w:name="List Bullet"/>
-    <w:lsdException w:unhideWhenUsed="0" w:uiPriority="0" w:semiHidden="0" w:name="List Number"/>
-    <w:lsdException w:unhideWhenUsed="0" w:uiPriority="0" w:semiHidden="0" w:name="List 2"/>
-    <w:lsdException w:unhideWhenUsed="0" w:uiPriority="0" w:semiHidden="0" w:name="List 3"/>
-    <w:lsdException w:unhideWhenUsed="0" w:uiPriority="0" w:semiHidden="0" w:name="List 4"/>
-    <w:lsdException w:unhideWhenUsed="0" w:uiPriority="0" w:semiHidden="0" w:name="List 5"/>
-    <w:lsdException w:unhideWhenUsed="0" w:uiPriority="0" w:semiHidden="0" w:name="List Bullet 2"/>
-    <w:lsdException w:unhideWhenUsed="0" w:uiPriority="0" w:semiHidden="0" w:name="List Bullet 3"/>
-    <w:lsdException w:unhideWhenUsed="0" w:uiPriority="0" w:semiHidden="0" w:name="List Bullet 4"/>
-    <w:lsdException w:unhideWhenUsed="0" w:uiPriority="0" w:semiHidden="0" w:name="List Bullet 5"/>
-    <w:lsdException w:unhideWhenUsed="0" w:uiPriority="0" w:semiHidden="0" w:name="List Number 2"/>
-    <w:lsdException w:unhideWhenUsed="0" w:uiPriority="0" w:semiHidden="0" w:name="List Number 3"/>
-    <w:lsdException w:unhideWhenUsed="0" w:uiPriority="0" w:semiHidden="0" w:name="List Number 4"/>
-    <w:lsdException w:unhideWhenUsed="0" w:uiPriority="0" w:semiHidden="0" w:name="List Number 5"/>
-    <w:lsdException w:unhideWhenUsed="0" w:uiPriority="0" w:semiHidden="0" w:name="Title"/>
-    <w:lsdException w:unhideWhenUsed="0" w:uiPriority="0" w:semiHidden="0" w:name="Closing"/>
-    <w:lsdException w:unhideWhenUsed="0" w:uiPriority="0" w:semiHidden="0" w:name="Signature"/>
-    <w:lsdException w:uiPriority="1" w:name="Default Paragraph Font"/>
-    <w:lsdException w:unhideWhenUsed="0" w:uiPriority="0" w:semiHidden="0" w:name="Body Text"/>
-    <w:lsdException w:unhideWhenUsed="0" w:uiPriority="0" w:semiHidden="0" w:name="Body Text Indent"/>
-    <w:lsdException w:unhideWhenUsed="0" w:uiPriority="0" w:semiHidden="0" w:name="List Continue"/>
-    <w:lsdException w:unhideWhenUsed="0" w:uiPriority="0" w:semiHidden="0" w:name="List Continue 2"/>
-    <w:lsdException w:unhideWhenUsed="0" w:uiPriority="0" w:semiHidden="0" w:name="List Continue 3"/>
-    <w:lsdException w:unhideWhenUsed="0" w:uiPriority="0" w:semiHidden="0" w:name="List Continue 4"/>
-    <w:lsdException w:unhideWhenUsed="0" w:uiPriority="0" w:semiHidden="0" w:name="List Continue 5"/>
-    <w:lsdException w:unhideWhenUsed="0" w:uiPriority="0" w:semiHidden="0" w:name="Message Header"/>
-    <w:lsdException w:unhideWhenUsed="0" w:uiPriority="0" w:semiHidden="0" w:name="Subtitle"/>
-    <w:lsdException w:unhideWhenUsed="0" w:uiPriority="0" w:semiHidden="0" w:name="Salutation"/>
-    <w:lsdException w:unhideWhenUsed="0" w:uiPriority="0" w:semiHidden="0" w:name="Date"/>
-    <w:lsdException w:unhideWhenUsed="0" w:uiPriority="0" w:semiHidden="0" w:name="Body Text First Indent"/>
-    <w:lsdException w:qFormat="1" w:unhideWhenUsed="0" w:uiPriority="0" w:semiHidden="0" w:name="Body Text First Indent 2"/>
-    <w:lsdException w:unhideWhenUsed="0" w:uiPriority="0" w:semiHidden="0" w:name="Note Heading"/>
-    <w:lsdException w:unhideWhenUsed="0" w:uiPriority="0" w:semiHidden="0" w:name="Body Text 2"/>
-    <w:lsdException w:unhideWhenUsed="0" w:uiPriority="0" w:semiHidden="0" w:name="Body Text 3"/>
-    <w:lsdException w:unhideWhenUsed="0" w:uiPriority="0" w:semiHidden="0" w:name="Body Text Indent 2"/>
-    <w:lsdException w:unhideWhenUsed="0" w:uiPriority="0" w:semiHidden="0" w:name="Body Text Indent 3"/>
-    <w:lsdException w:unhideWhenUsed="0" w:uiPriority="0" w:semiHidden="0" w:name="Block Text"/>
-    <w:lsdException w:unhideWhenUsed="0" w:uiPriority="0" w:semiHidden="0" w:name="Hyperlink"/>
-    <w:lsdException w:unhideWhenUsed="0" w:uiPriority="0" w:semiHidden="0" w:name="FollowedHyperlink"/>
-    <w:lsdException w:unhideWhenUsed="0" w:uiPriority="0" w:semiHidden="0" w:name="Strong"/>
-    <w:lsdException w:unhideWhenUsed="0" w:uiPriority="0" w:semiHidden="0" w:name="Emphasis"/>
-    <w:lsdException w:unhideWhenUsed="0" w:uiPriority="0" w:semiHidden="0" w:name="Document Map"/>
-    <w:lsdException w:unhideWhenUsed="0" w:uiPriority="0" w:semiHidden="0" w:name="Plain Text"/>
-    <w:lsdException w:unhideWhenUsed="0" w:uiPriority="0" w:semiHidden="0" w:name="E-mail Signature"/>
-    <w:lsdException w:unhideWhenUsed="0" w:uiPriority="0" w:semiHidden="0" w:name="Normal (Web)"/>
-    <w:lsdException w:unhideWhenUsed="0" w:uiPriority="0" w:semiHidden="0" w:name="HTML Acronym"/>
-    <w:lsdException w:unhideWhenUsed="0" w:uiPriority="0" w:semiHidden="0" w:name="HTML Address"/>
-    <w:lsdException w:unhideWhenUsed="0" w:uiPriority="0" w:semiHidden="0" w:name="HTML Cite"/>
-    <w:lsdException w:unhideWhenUsed="0" w:uiPriority="0" w:semiHidden="0" w:name="HTML Code"/>
-    <w:lsdException w:unhideWhenUsed="0" w:uiPriority="0" w:semiHidden="0" w:name="HTML Definition"/>
-    <w:lsdException w:unhideWhenUsed="0" w:uiPriority="0" w:semiHidden="0" w:name="HTML Keyboard"/>
-    <w:lsdException w:unhideWhenUsed="0" w:uiPriority="0" w:semiHidden="0" w:name="HTML Preformatted"/>
-    <w:lsdException w:unhideWhenUsed="0" w:uiPriority="0" w:semiHidden="0" w:name="HTML Sample"/>
-    <w:lsdException w:unhideWhenUsed="0" w:uiPriority="0" w:semiHidden="0" w:name="HTML Typewriter"/>
-    <w:lsdException w:unhideWhenUsed="0" w:uiPriority="0" w:semiHidden="0" w:name="HTML Variable"/>
-    <w:lsdException w:uiPriority="99" w:name="Normal Table"/>
-    <w:lsdException w:unhideWhenUsed="0" w:uiPriority="0" w:semiHidden="0" w:name="annotation subject"/>
-    <w:lsdException w:uiPriority="0" w:name="Table Simple 1"/>
-    <w:lsdException w:uiPriority="0" w:name="Table Simple 2"/>
-    <w:lsdException w:uiPriority="0" w:name="Table Simple 3"/>
-    <w:lsdException w:uiPriority="0" w:name="Table Classic 1"/>
-    <w:lsdException w:uiPriority="0" w:name="Table Classic 2"/>
-    <w:lsdException w:uiPriority="0" w:name="Table Classic 3"/>
-    <w:lsdException w:uiPriority="0" w:name="Table Classic 4"/>
-    <w:lsdException w:uiPriority="0" w:name="Table Colorful 1"/>
-    <w:lsdException w:uiPriority="0" w:name="Table Colorful 2"/>
-    <w:lsdException w:uiPriority="0" w:name="Table Colorful 3"/>
-    <w:lsdException w:uiPriority="0" w:name="Table Columns 1"/>
-    <w:lsdException w:uiPriority="0" w:name="Table Columns 2"/>
-    <w:lsdException w:uiPriority="0" w:name="Table Columns 3"/>
-    <w:lsdException w:uiPriority="0" w:name="Table Columns 4"/>
-    <w:lsdException w:uiPriority="0" w:name="Table Columns 5"/>
-    <w:lsdException w:uiPriority="0" w:name="Table Grid 1"/>
-    <w:lsdException w:uiPriority="0" w:name="Table Grid 2"/>
-    <w:lsdException w:uiPriority="0" w:name="Table Grid 3"/>
-    <w:lsdException w:uiPriority="0" w:name="Table Grid 4"/>
-    <w:lsdException w:uiPriority="0" w:name="Table Grid 5"/>
-    <w:lsdException w:uiPriority="0" w:name="Table Grid 6"/>
-    <w:lsdException w:uiPriority="0" w:name="Table Grid 7"/>
-    <w:lsdException w:uiPriority="0" w:name="Table Grid 8"/>
-    <w:lsdException w:uiPriority="0" w:name="Table List 1"/>
-    <w:lsdException w:uiPriority="0" w:name="Table List 2"/>
-    <w:lsdException w:uiPriority="0" w:name="Table List 3"/>
-    <w:lsdException w:uiPriority="0" w:name="Table List 4"/>
-    <w:lsdException w:uiPriority="0" w:name="Table List 5"/>
-    <w:lsdException w:uiPriority="0" w:name="Table List 6"/>
-    <w:lsdException w:uiPriority="0" w:name="Table List 7"/>
-    <w:lsdException w:uiPriority="0" w:name="Table List 8"/>
-    <w:lsdException w:uiPriority="0" w:name="Table 3D effects 1"/>
-    <w:lsdException w:uiPriority="0" w:name="Table 3D effects 2"/>
-    <w:lsdException w:uiPriority="0" w:name="Table 3D effects 3"/>
-    <w:lsdException w:uiPriority="0" w:name="Table Contemporary"/>
-    <w:lsdException w:uiPriority="0" w:name="Table Elegant"/>
-    <w:lsdException w:uiPriority="0" w:name="Table Professional"/>
-    <w:lsdException w:uiPriority="0" w:name="Table Subtle 1"/>
-    <w:lsdException w:uiPriority="0" w:name="Table Subtle 2"/>
-    <w:lsdException w:uiPriority="0" w:name="Table Web 1"/>
-    <w:lsdException w:uiPriority="0" w:name="Table Web 2"/>
-    <w:lsdException w:uiPriority="0" w:name="Table Web 3"/>
-    <w:lsdException w:unhideWhenUsed="0" w:uiPriority="0" w:semiHidden="0" w:name="Balloon Text"/>
-    <w:lsdException w:unhideWhenUsed="0" w:uiPriority="0" w:semiHidden="0" w:name="Table Grid"/>
-    <w:lsdException w:uiPriority="0" w:name="Table Theme"/>
-    <w:lsdException w:unhideWhenUsed="0" w:uiPriority="60" w:semiHidden="0" w:name="Light Shading"/>
-    <w:lsdException w:unhideWhenUsed="0" w:uiPriority="61" w:semiHidden="0" w:name="Light List"/>
-    <w:lsdException w:unhideWhenUsed="0" w:uiPriority="62" w:semiHidden="0" w:name="Light Grid"/>
-    <w:lsdException w:unhideWhenUsed="0" w:uiPriority="63" w:semiHidden="0" w:name="Medium Shading 1"/>
-    <w:lsdException w:unhideWhenUsed="0" w:uiPriority="64" w:semiHidden="0" w:name="Medium Shading 2"/>
-    <w:lsdException w:unhideWhenUsed="0" w:uiPriority="65" w:semiHidden="0" w:name="Medium List 1"/>
-    <w:lsdException w:unhideWhenUsed="0" w:uiPriority="66" w:semiHidden="0" w:name="Medium List 2"/>
-    <w:lsdException w:unhideWhenUsed="0" w:uiPriority="67" w:semiHidden="0" w:name="Medium Grid 1"/>
-    <w:lsdException w:unhideWhenUsed="0" w:uiPriority="68" w:semiHidden="0" w:name="Medium Grid 2"/>
-    <w:lsdException w:unhideWhenUsed="0" w:uiPriority="69" w:semiHidden="0" w:name="Medium Grid 3"/>
-    <w:lsdException w:unhideWhenUsed="0" w:uiPriority="70" w:semiHidden="0" w:name="Dark List"/>
-    <w:lsdException w:unhideWhenUsed="0" w:uiPriority="71" w:semiHidden="0" w:name="Colorful Shading"/>
-    <w:lsdException w:unhideWhenUsed="0" w:uiPriority="72" w:semiHidden="0" w:name="Colorful List"/>
-    <w:lsdException w:unhideWhenUsed="0" w:uiPriority="73" w:semiHidden="0" w:name="Colorful Grid"/>
-    <w:lsdException w:unhideWhenUsed="0" w:uiPriority="60" w:semiHidden="0" w:name="Light Shading Accent 1"/>
-    <w:lsdException w:unhideWhenUsed="0" w:uiPriority="61" w:semiHidden="0" w:name="Light List Accent 1"/>
-    <w:lsdException w:unhideWhenUsed="0" w:uiPriority="62" w:semiHidden="0" w:name="Light Grid Accent 1"/>
-    <w:lsdException w:unhideWhenUsed="0" w:uiPriority="63" w:semiHidden="0" w:name="Medium Shading 1 Accent 1"/>
-    <w:lsdException w:unhideWhenUsed="0" w:uiPriority="64" w:semiHidden="0" w:name="Medium Shading 2 Accent 1"/>
-    <w:lsdException w:unhideWhenUsed="0" w:uiPriority="65" w:semiHidden="0" w:name="Medium List 1 Accent 1"/>
-    <w:lsdException w:unhideWhenUsed="0" w:uiPriority="66" w:semiHidden="0" w:name="Medium List 2 Accent 1"/>
-    <w:lsdException w:unhideWhenUsed="0" w:uiPriority="67" w:semiHidden="0" w:name="Medium Grid 1 Accent 1"/>
-    <w:lsdException w:unhideWhenUsed="0" w:uiPriority="68" w:semiHidden="0" w:name="Medium Grid 2 Accent 1"/>
-    <w:lsdException w:unhideWhenUsed="0" w:uiPriority="69" w:semiHidden="0" w:name="Medium Grid 3 Accent 1"/>
-    <w:lsdException w:unhideWhenUsed="0" w:uiPriority="70" w:semiHidden="0" w:name="Dark List Accent 1"/>
-    <w:lsdException w:unhideWhenUsed="0" w:uiPriority="71" w:semiHidden="0" w:name="Colorful Shading Accent 1"/>
-    <w:lsdException w:unhideWhenUsed="0" w:uiPriority="72" w:semiHidden="0" w:name="Colorful List Accent 1"/>
-    <w:lsdException w:unhideWhenUsed="0" w:uiPriority="73" w:semiHidden="0" w:name="Colorful Grid Accent 1"/>
-    <w:lsdException w:unhideWhenUsed="0" w:uiPriority="60" w:semiHidden="0" w:name="Light Shading Accent 2"/>
-    <w:lsdException w:unhideWhenUsed="0" w:uiPriority="61" w:semiHidden="0" w:name="Light List Accent 2"/>
-    <w:lsdException w:unhideWhenUsed="0" w:uiPriority="62" w:semiHidden="0" w:name="Light Grid Accent 2"/>
-    <w:lsdException w:unhideWhenUsed="0" w:uiPriority="63" w:semiHidden="0" w:name="Medium Shading 1 Accent 2"/>
-    <w:lsdException w:unhideWhenUsed="0" w:uiPriority="64" w:semiHidden="0" w:name="Medium Shading 2 Accent 2"/>
-    <w:lsdException w:unhideWhenUsed="0" w:uiPriority="65" w:semiHidden="0" w:name="Medium List 1 Accent 2"/>
-    <w:lsdException w:unhideWhenUsed="0" w:uiPriority="66" w:semiHidden="0" w:name="Medium List 2 Accent 2"/>
-    <w:lsdException w:unhideWhenUsed="0" w:uiPriority="67" w:semiHidden="0" w:name="Medium Grid 1 Accent 2"/>
-    <w:lsdException w:unhideWhenUsed="0" w:uiPriority="68" w:semiHidden="0" w:name="Medium Grid 2 Accent 2"/>
-    <w:lsdException w:unhideWhenUsed="0" w:uiPriority="69" w:semiHidden="0" w:name="Medium Grid 3 Accent 2"/>
-    <w:lsdException w:unhideWhenUsed="0" w:uiPriority="70" w:semiHidden="0" w:name="Dark List Accent 2"/>
-    <w:lsdException w:unhideWhenUsed="0" w:uiPriority="71" w:semiHidden="0" w:name="Colorful Shading Accent 2"/>
-    <w:lsdException w:unhideWhenUsed="0" w:uiPriority="72" w:semiHidden="0" w:name="Colorful List Accent 2"/>
-    <w:lsdException w:unhideWhenUsed="0" w:uiPriority="73" w:semiHidden="0" w:name="Colorful Grid Accent 2"/>
-    <w:lsdException w:unhideWhenUsed="0" w:uiPriority="60" w:semiHidden="0" w:name="Light Shading Accent 3"/>
-    <w:lsdException w:unhideWhenUsed="0" w:uiPriority="61" w:semiHidden="0" w:name="Light List Accent 3"/>
-    <w:lsdException w:unhideWhenUsed="0" w:uiPriority="62" w:semiHidden="0" w:name="Light Grid Accent 3"/>
-    <w:lsdException w:unhideWhenUsed="0" w:uiPriority="63" w:semiHidden="0" w:name="Medium Shading 1 Accent 3"/>
-    <w:lsdException w:unhideWhenUsed="0" w:uiPriority="64" w:semiHidden="0" w:name="Medium Shading 2 Accent 3"/>
-    <w:lsdException w:unhideWhenUsed="0" w:uiPriority="65" w:semiHidden="0" w:name="Medium List 1 Accent 3"/>
-    <w:lsdException w:unhideWhenUsed="0" w:uiPriority="66" w:semiHidden="0" w:name="Medium List 2 Accent 3"/>
-    <w:lsdException w:unhideWhenUsed="0" w:uiPriority="67" w:semiHidden="0" w:name="Medium Grid 1 Accent 3"/>
-    <w:lsdException w:unhideWhenUsed="0" w:uiPriority="68" w:semiHidden="0" w:name="Medium Grid 2 Accent 3"/>
-    <w:lsdException w:unhideWhenUsed="0" w:uiPriority="69" w:semiHidden="0" w:name="Medium Grid 3 Accent 3"/>
-    <w:lsdException w:unhideWhenUsed="0" w:uiPriority="70" w:semiHidden="0" w:name="Dark List Accent 3"/>
-    <w:lsdException w:unhideWhenUsed="0" w:uiPriority="71" w:semiHidden="0" w:name="Colorful Shading Accent 3"/>
-    <w:lsdException w:unhideWhenUsed="0" w:uiPriority="72" w:semiHidden="0" w:name="Colorful List Accent 3"/>
-    <w:lsdException w:unhideWhenUsed="0" w:uiPriority="73" w:semiHidden="0" w:name="Colorful Grid Accent 3"/>
-    <w:lsdException w:unhideWhenUsed="0" w:uiPriority="60" w:semiHidden="0" w:name="Light Shading Accent 4"/>
-    <w:lsdException w:unhideWhenUsed="0" w:uiPriority="61" w:semiHidden="0" w:name="Light List Accent 4"/>
-    <w:lsdException w:unhideWhenUsed="0" w:uiPriority="62" w:semiHidden="0" w:name="Light Grid Accent 4"/>
-    <w:lsdException w:unhideWhenUsed="0" w:uiPriority="63" w:semiHidden="0" w:name="Medium Shading 1 Accent 4"/>
-    <w:lsdException w:unhideWhenUsed="0" w:uiPriority="64" w:semiHidden="0" w:name="Medium Shading 2 Accent 4"/>
-    <w:lsdException w:unhideWhenUsed="0" w:uiPriority="65" w:semiHidden="0" w:name="Medium List 1 Accent 4"/>
-    <w:lsdException w:unhideWhenUsed="0" w:uiPriority="66" w:semiHidden="0" w:name="Medium List 2 Accent 4"/>
-    <w:lsdException w:unhideWhenUsed="0" w:uiPriority="67" w:semiHidden="0" w:name="Medium Grid 1 Accent 4"/>
-    <w:lsdException w:unhideWhenUsed="0" w:uiPriority="68" w:semiHidden="0" w:name="Medium Grid 2 Accent 4"/>
-    <w:lsdException w:unhideWhenUsed="0" w:uiPriority="69" w:semiHidden="0" w:name="Medium Grid 3 Accent 4"/>
-    <w:lsdException w:unhideWhenUsed="0" w:uiPriority="70" w:semiHidden="0" w:name="Dark List Accent 4"/>
-    <w:lsdException w:unhideWhenUsed="0" w:uiPriority="71" w:semiHidden="0" w:name="Colorful Shading Accent 4"/>
-    <w:lsdException w:unhideWhenUsed="0" w:uiPriority="72" w:semiHidden="0" w:name="Colorful List Accent 4"/>
-    <w:lsdException w:unhideWhenUsed="0" w:uiPriority="73" w:semiHidden="0" w:name="Colorful Grid Accent 4"/>
-    <w:lsdException w:unhideWhenUsed="0" w:uiPriority="60" w:semiHidden="0" w:name="Light Shading Accent 5"/>
-    <w:lsdException w:unhideWhenUsed="0" w:uiPriority="61" w:semiHidden="0" w:name="Light List Accent 5"/>
-    <w:lsdException w:unhideWhenUsed="0" w:uiPriority="62" w:semiHidden="0" w:name="Light Grid Accent 5"/>
-    <w:lsdException w:unhideWhenUsed="0" w:uiPriority="63" w:semiHidden="0" w:name="Medium Shading 1 Accent 5"/>
-    <w:lsdException w:unhideWhenUsed="0" w:uiPriority="64" w:semiHidden="0" w:name="Medium Shading 2 Accent 5"/>
-    <w:lsdException w:unhideWhenUsed="0" w:uiPriority="65" w:semiHidden="0" w:name="Medium List 1 Accent 5"/>
-    <w:lsdException w:unhideWhenUsed="0" w:uiPriority="66" w:semiHidden="0" w:name="Medium List 2 Accent 5"/>
-    <w:lsdException w:unhideWhenUsed="0" w:uiPriority="67" w:semiHidden="0" w:name="Medium Grid 1 Accent 5"/>
-    <w:lsdException w:unhideWhenUsed="0" w:uiPriority="68" w:semiHidden="0" w:name="Medium Grid 2 Accent 5"/>
-    <w:lsdException w:unhideWhenUsed="0" w:uiPriority="69" w:semiHidden="0" w:name="Medium Grid 3 Accent 5"/>
-    <w:lsdException w:unhideWhenUsed="0" w:uiPriority="70" w:semiHidden="0" w:name="Dark List Accent 5"/>
-    <w:lsdException w:unhideWhenUsed="0" w:uiPriority="71" w:semiHidden="0" w:name="Colorful Shading Accent 5"/>
-    <w:lsdException w:unhideWhenUsed="0" w:uiPriority="72" w:semiHidden="0" w:name="Colorful List Accent 5"/>
-    <w:lsdException w:unhideWhenUsed="0" w:uiPriority="73" w:semiHidden="0" w:name="Colorful Grid Accent 5"/>
-    <w:lsdException w:unhideWhenUsed="0" w:uiPriority="60" w:semiHidden="0" w:name="Light Shading Accent 6"/>
-    <w:lsdException w:unhideWhenUsed="0" w:uiPriority="61" w:semiHidden="0" w:name="Light List Accent 6"/>
-    <w:lsdException w:unhideWhenUsed="0" w:uiPriority="62" w:semiHidden="0" w:name="Light Grid Accent 6"/>
-    <w:lsdException w:unhideWhenUsed="0" w:uiPriority="63" w:semiHidden="0" w:name="Medium Shading 1 Accent 6"/>
-    <w:lsdException w:unhideWhenUsed="0" w:uiPriority="64" w:semiHidden="0" w:name="Medium Shading 2 Accent 6"/>
-    <w:lsdException w:unhideWhenUsed="0" w:uiPriority="65" w:semiHidden="0" w:name="Medium List 1 Accent 6"/>
-    <w:lsdException w:unhideWhenUsed="0" w:uiPriority="66" w:semiHidden="0" w:name="Medium List 2 Accent 6"/>
-    <w:lsdException w:unhideWhenUsed="0" w:uiPriority="67" w:semiHidden="0" w:name="Medium Grid 1 Accent 6"/>
-    <w:lsdException w:unhideWhenUsed="0" w:uiPriority="68" w:semiHidden="0" w:name="Medium Grid 2 Accent 6"/>
-    <w:lsdException w:unhideWhenUsed="0" w:uiPriority="69" w:semiHidden="0" w:name="Medium Grid 3 Accent 6"/>
-    <w:lsdException w:unhideWhenUsed="0" w:uiPriority="70" w:semiHidden="0" w:name="Dark List Accent 6"/>
-    <w:lsdException w:unhideWhenUsed="0" w:uiPriority="71" w:semiHidden="0" w:name="Colorful Shading Accent 6"/>
-    <w:lsdException w:unhideWhenUsed="0" w:uiPriority="72" w:semiHidden="0" w:name="Colorful List Accent 6"/>
-    <w:lsdException w:unhideWhenUsed="0" w:uiPriority="73" w:semiHidden="0" w:name="Colorful Grid Accent 6"/>
+  <w:latentStyles w:defLockedState="0" w:defUIPriority="0" w:defSemiHidden="0" w:defUnhideWhenUsed="0" w:defQFormat="0" w:count="376">
+    <w:lsdException w:name="Normal" w:qFormat="1"/>
+    <w:lsdException w:name="heading 1" w:qFormat="1"/>
+    <w:lsdException w:name="heading 2" w:qFormat="1"/>
+    <w:lsdException w:name="heading 3" w:qFormat="1"/>
+    <w:lsdException w:name="heading 4" w:qFormat="1"/>
+    <w:lsdException w:name="heading 5" w:qFormat="1"/>
+    <w:lsdException w:name="footer" w:qFormat="1"/>
+    <w:lsdException w:name="page number" w:qFormat="1"/>
+    <w:lsdException w:name="Title" w:qFormat="1"/>
+    <w:lsdException w:name="Default Paragraph Font" w:semiHidden="1" w:uiPriority="1" w:unhideWhenUsed="1"/>
+    <w:lsdException w:name="Body Text First Indent 2" w:qFormat="1"/>
+    <w:lsdException w:name="HTML Top of Form" w:semiHidden="1" w:uiPriority="99" w:unhideWhenUsed="1"/>
+    <w:lsdException w:name="HTML Bottom of Form" w:semiHidden="1" w:uiPriority="99" w:unhideWhenUsed="1"/>
+    <w:lsdException w:name="Normal Table" w:semiHidden="1" w:uiPriority="99" w:unhideWhenUsed="1"/>
+    <w:lsdException w:name="No List" w:semiHidden="1" w:uiPriority="99" w:unhideWhenUsed="1"/>
+    <w:lsdException w:name="Outline List 1" w:semiHidden="1" w:uiPriority="99" w:unhideWhenUsed="1"/>
+    <w:lsdException w:name="Outline List 2" w:semiHidden="1" w:uiPriority="99" w:unhideWhenUsed="1"/>
+    <w:lsdException w:name="Outline List 3" w:semiHidden="1" w:uiPriority="99" w:unhideWhenUsed="1"/>
+    <w:lsdException w:name="Table Simple 1" w:semiHidden="1" w:unhideWhenUsed="1"/>
+    <w:lsdException w:name="Table Simple 2" w:semiHidden="1" w:unhideWhenUsed="1"/>
+    <w:lsdException w:name="Table Simple 3" w:semiHidden="1" w:unhideWhenUsed="1"/>
+    <w:lsdException w:name="Table Classic 1" w:semiHidden="1" w:unhideWhenUsed="1"/>
+    <w:lsdException w:name="Table Classic 2" w:semiHidden="1" w:unhideWhenUsed="1"/>
+    <w:lsdException w:name="Table Classic 3" w:semiHidden="1" w:unhideWhenUsed="1"/>
+    <w:lsdException w:name="Table Classic 4" w:semiHidden="1" w:unhideWhenUsed="1"/>
+    <w:lsdException w:name="Table Colorful 1" w:semiHidden="1" w:unhideWhenUsed="1"/>
+    <w:lsdException w:name="Table Colorful 2" w:semiHidden="1" w:unhideWhenUsed="1"/>
+    <w:lsdException w:name="Table Colorful 3" w:semiHidden="1" w:unhideWhenUsed="1"/>
+    <w:lsdException w:name="Table Columns 1" w:semiHidden="1" w:unhideWhenUsed="1"/>
+    <w:lsdException w:name="Table Columns 2" w:semiHidden="1" w:unhideWhenUsed="1"/>
+    <w:lsdException w:name="Table Columns 3" w:semiHidden="1" w:unhideWhenUsed="1"/>
+    <w:lsdException w:name="Table Columns 4" w:semiHidden="1" w:unhideWhenUsed="1"/>
+    <w:lsdException w:name="Table Columns 5" w:semiHidden="1" w:unhideWhenUsed="1"/>
+    <w:lsdException w:name="Table Grid 1" w:semiHidden="1" w:unhideWhenUsed="1"/>
+    <w:lsdException w:name="Table Grid 2" w:semiHidden="1" w:unhideWhenUsed="1"/>
+    <w:lsdException w:name="Table Grid 3" w:semiHidden="1" w:unhideWhenUsed="1"/>
+    <w:lsdException w:name="Table Grid 4" w:semiHidden="1" w:unhideWhenUsed="1"/>
+    <w:lsdException w:name="Table Grid 5" w:semiHidden="1" w:unhideWhenUsed="1"/>
+    <w:lsdException w:name="Table Grid 6" w:semiHidden="1" w:unhideWhenUsed="1"/>
+    <w:lsdException w:name="Table Grid 7" w:semiHidden="1" w:unhideWhenUsed="1"/>
+    <w:lsdException w:name="Table Grid 8" w:semiHidden="1" w:unhideWhenUsed="1"/>
+    <w:lsdException w:name="Table List 1" w:semiHidden="1" w:unhideWhenUsed="1"/>
+    <w:lsdException w:name="Table List 2" w:semiHidden="1" w:unhideWhenUsed="1"/>
+    <w:lsdException w:name="Table List 3" w:semiHidden="1" w:unhideWhenUsed="1"/>
+    <w:lsdException w:name="Table List 4" w:semiHidden="1" w:unhideWhenUsed="1"/>
+    <w:lsdException w:name="Table List 5" w:semiHidden="1" w:unhideWhenUsed="1"/>
+    <w:lsdException w:name="Table List 6" w:semiHidden="1" w:unhideWhenUsed="1"/>
+    <w:lsdException w:name="Table List 7" w:semiHidden="1" w:unhideWhenUsed="1"/>
+    <w:lsdException w:name="Table List 8" w:semiHidden="1" w:unhideWhenUsed="1"/>
+    <w:lsdException w:name="Table 3D effects 1" w:semiHidden="1" w:unhideWhenUsed="1"/>
+    <w:lsdException w:name="Table 3D effects 2" w:semiHidden="1" w:unhideWhenUsed="1"/>
+    <w:lsdException w:name="Table 3D effects 3" w:semiHidden="1" w:unhideWhenUsed="1"/>
+    <w:lsdException w:name="Table Contemporary" w:semiHidden="1" w:unhideWhenUsed="1"/>
+    <w:lsdException w:name="Table Elegant" w:semiHidden="1" w:unhideWhenUsed="1"/>
+    <w:lsdException w:name="Table Professional" w:semiHidden="1" w:unhideWhenUsed="1"/>
+    <w:lsdException w:name="Table Subtle 1" w:semiHidden="1" w:unhideWhenUsed="1"/>
+    <w:lsdException w:name="Table Subtle 2" w:semiHidden="1" w:unhideWhenUsed="1"/>
+    <w:lsdException w:name="Table Web 1" w:semiHidden="1" w:unhideWhenUsed="1"/>
+    <w:lsdException w:name="Table Web 2" w:semiHidden="1" w:unhideWhenUsed="1"/>
+    <w:lsdException w:name="Table Web 3" w:semiHidden="1" w:unhideWhenUsed="1"/>
+    <w:lsdException w:name="Table Theme" w:semiHidden="1" w:unhideWhenUsed="1"/>
+    <w:lsdException w:name="Placeholder Text" w:semiHidden="1" w:uiPriority="99" w:unhideWhenUsed="1"/>
+    <w:lsdException w:name="No Spacing" w:semiHidden="1" w:uiPriority="99" w:unhideWhenUsed="1"/>
+    <w:lsdException w:name="Light Shading" w:uiPriority="60"/>
+    <w:lsdException w:name="Light List" w:uiPriority="61"/>
+    <w:lsdException w:name="Light Grid" w:uiPriority="62"/>
+    <w:lsdException w:name="Medium Shading 1" w:uiPriority="63"/>
+    <w:lsdException w:name="Medium Shading 2" w:uiPriority="64"/>
+    <w:lsdException w:name="Medium List 1" w:uiPriority="65"/>
+    <w:lsdException w:name="Medium List 2" w:uiPriority="66"/>
+    <w:lsdException w:name="Medium Grid 1" w:uiPriority="67"/>
+    <w:lsdException w:name="Medium Grid 2" w:uiPriority="68"/>
+    <w:lsdException w:name="Medium Grid 3" w:uiPriority="69"/>
+    <w:lsdException w:name="Dark List" w:uiPriority="70"/>
+    <w:lsdException w:name="Colorful Shading" w:uiPriority="71"/>
+    <w:lsdException w:name="Colorful List" w:uiPriority="72"/>
+    <w:lsdException w:name="Colorful Grid" w:uiPriority="73"/>
+    <w:lsdException w:name="Light Shading Accent 1" w:uiPriority="60"/>
+    <w:lsdException w:name="Light List Accent 1" w:uiPriority="61"/>
+    <w:lsdException w:name="Light Grid Accent 1" w:uiPriority="62"/>
+    <w:lsdException w:name="Medium Shading 1 Accent 1" w:uiPriority="63"/>
+    <w:lsdException w:name="Medium Shading 2 Accent 1" w:uiPriority="64"/>
+    <w:lsdException w:name="Medium List 1 Accent 1" w:uiPriority="65"/>
+    <w:lsdException w:name="Revision" w:semiHidden="1" w:uiPriority="99" w:unhideWhenUsed="1"/>
+    <w:lsdException w:name="List Paragraph" w:semiHidden="1" w:uiPriority="99" w:unhideWhenUsed="1"/>
+    <w:lsdException w:name="Quote" w:semiHidden="1" w:uiPriority="99" w:unhideWhenUsed="1"/>
+    <w:lsdException w:name="Intense Quote" w:semiHidden="1" w:uiPriority="99" w:unhideWhenUsed="1"/>
+    <w:lsdException w:name="Medium List 2 Accent 1" w:uiPriority="66"/>
+    <w:lsdException w:name="Medium Grid 1 Accent 1" w:uiPriority="67"/>
+    <w:lsdException w:name="Medium Grid 2 Accent 1" w:uiPriority="68"/>
+    <w:lsdException w:name="Medium Grid 3 Accent 1" w:uiPriority="69"/>
+    <w:lsdException w:name="Dark List Accent 1" w:uiPriority="70"/>
+    <w:lsdException w:name="Colorful Shading Accent 1" w:uiPriority="71"/>
+    <w:lsdException w:name="Colorful List Accent 1" w:uiPriority="72"/>
+    <w:lsdException w:name="Colorful Grid Accent 1" w:uiPriority="73"/>
+    <w:lsdException w:name="Light Shading Accent 2" w:uiPriority="60"/>
+    <w:lsdException w:name="Light List Accent 2" w:uiPriority="61"/>
+    <w:lsdException w:name="Light Grid Accent 2" w:uiPriority="62"/>
+    <w:lsdException w:name="Medium Shading 1 Accent 2" w:uiPriority="63"/>
+    <w:lsdException w:name="Medium Shading 2 Accent 2" w:uiPriority="64"/>
+    <w:lsdException w:name="Medium List 1 Accent 2" w:uiPriority="65"/>
+    <w:lsdException w:name="Medium List 2 Accent 2" w:uiPriority="66"/>
+    <w:lsdException w:name="Medium Grid 1 Accent 2" w:uiPriority="67"/>
+    <w:lsdException w:name="Medium Grid 2 Accent 2" w:uiPriority="68"/>
+    <w:lsdException w:name="Medium Grid 3 Accent 2" w:uiPriority="69"/>
+    <w:lsdException w:name="Dark List Accent 2" w:uiPriority="70"/>
+    <w:lsdException w:name="Colorful Shading Accent 2" w:uiPriority="71"/>
+    <w:lsdException w:name="Colorful List Accent 2" w:uiPriority="72"/>
+    <w:lsdException w:name="Colorful Grid Accent 2" w:uiPriority="73"/>
+    <w:lsdException w:name="Light Shading Accent 3" w:uiPriority="60"/>
+    <w:lsdException w:name="Light List Accent 3" w:uiPriority="61"/>
+    <w:lsdException w:name="Light Grid Accent 3" w:uiPriority="62"/>
+    <w:lsdException w:name="Medium Shading 1 Accent 3" w:uiPriority="63"/>
+    <w:lsdException w:name="Medium Shading 2 Accent 3" w:uiPriority="64"/>
+    <w:lsdException w:name="Medium List 1 Accent 3" w:uiPriority="65"/>
+    <w:lsdException w:name="Medium List 2 Accent 3" w:uiPriority="66"/>
+    <w:lsdException w:name="Medium Grid 1 Accent 3" w:uiPriority="67"/>
+    <w:lsdException w:name="Medium Grid 2 Accent 3" w:uiPriority="68"/>
+    <w:lsdException w:name="Medium Grid 3 Accent 3" w:uiPriority="69"/>
+    <w:lsdException w:name="Dark List Accent 3" w:uiPriority="70"/>
+    <w:lsdException w:name="Colorful Shading Accent 3" w:uiPriority="71"/>
+    <w:lsdException w:name="Colorful List Accent 3" w:uiPriority="72"/>
+    <w:lsdException w:name="Colorful Grid Accent 3" w:uiPriority="73"/>
+    <w:lsdException w:name="Light Shading Accent 4" w:uiPriority="60"/>
+    <w:lsdException w:name="Light List Accent 4" w:uiPriority="61"/>
+    <w:lsdException w:name="Light Grid Accent 4" w:uiPriority="62"/>
+    <w:lsdException w:name="Medium Shading 1 Accent 4" w:uiPriority="63"/>
+    <w:lsdException w:name="Medium Shading 2 Accent 4" w:uiPriority="64"/>
+    <w:lsdException w:name="Medium List 1 Accent 4" w:uiPriority="65"/>
+    <w:lsdException w:name="Medium List 2 Accent 4" w:uiPriority="66"/>
+    <w:lsdException w:name="Medium Grid 1 Accent 4" w:uiPriority="67"/>
+    <w:lsdException w:name="Medium Grid 2 Accent 4" w:uiPriority="68"/>
+    <w:lsdException w:name="Medium Grid 3 Accent 4" w:uiPriority="69"/>
+    <w:lsdException w:name="Dark List Accent 4" w:uiPriority="70"/>
+    <w:lsdException w:name="Colorful Shading Accent 4" w:uiPriority="71"/>
+    <w:lsdException w:name="Colorful List Accent 4" w:uiPriority="72"/>
+    <w:lsdException w:name="Colorful Grid Accent 4" w:uiPriority="73"/>
+    <w:lsdException w:name="Light Shading Accent 5" w:uiPriority="60"/>
+    <w:lsdException w:name="Light List Accent 5" w:uiPriority="61"/>
+    <w:lsdException w:name="Light Grid Accent 5" w:uiPriority="62"/>
+    <w:lsdException w:name="Medium Shading 1 Accent 5" w:uiPriority="63"/>
+    <w:lsdException w:name="Medium Shading 2 Accent 5" w:uiPriority="64"/>
+    <w:lsdException w:name="Medium List 1 Accent 5" w:uiPriority="65"/>
+    <w:lsdException w:name="Medium List 2 Accent 5" w:uiPriority="66"/>
+    <w:lsdException w:name="Medium Grid 1 Accent 5" w:uiPriority="67"/>
+    <w:lsdException w:name="Medium Grid 2 Accent 5" w:uiPriority="68"/>
+    <w:lsdException w:name="Medium Grid 3 Accent 5" w:uiPriority="69"/>
+    <w:lsdException w:name="Dark List Accent 5" w:uiPriority="70"/>
+    <w:lsdException w:name="Colorful Shading Accent 5" w:uiPriority="71"/>
+    <w:lsdException w:name="Colorful List Accent 5" w:uiPriority="72"/>
+    <w:lsdException w:name="Colorful Grid Accent 5" w:uiPriority="73"/>
+    <w:lsdException w:name="Light Shading Accent 6" w:uiPriority="60"/>
+    <w:lsdException w:name="Light List Accent 6" w:uiPriority="61"/>
+    <w:lsdException w:name="Light Grid Accent 6" w:uiPriority="62"/>
+    <w:lsdException w:name="Medium Shading 1 Accent 6" w:uiPriority="63"/>
+    <w:lsdException w:name="Medium Shading 2 Accent 6" w:uiPriority="64"/>
+    <w:lsdException w:name="Medium List 1 Accent 6" w:uiPriority="65"/>
+    <w:lsdException w:name="Medium List 2 Accent 6" w:uiPriority="66"/>
+    <w:lsdException w:name="Medium Grid 1 Accent 6" w:uiPriority="67"/>
+    <w:lsdException w:name="Medium Grid 2 Accent 6" w:uiPriority="68"/>
+    <w:lsdException w:name="Medium Grid 3 Accent 6" w:uiPriority="69"/>
+    <w:lsdException w:name="Dark List Accent 6" w:uiPriority="70"/>
+    <w:lsdException w:name="Colorful Shading Accent 6" w:uiPriority="71"/>
+    <w:lsdException w:name="Colorful List Accent 6" w:uiPriority="72"/>
+    <w:lsdException w:name="Colorful Grid Accent 6" w:uiPriority="73"/>
+    <w:lsdException w:name="Subtle Emphasis" w:uiPriority="19" w:qFormat="1"/>
+    <w:lsdException w:name="Intense Emphasis" w:uiPriority="21" w:qFormat="1"/>
+    <w:lsdException w:name="Subtle Reference" w:uiPriority="31" w:qFormat="1"/>
+    <w:lsdException w:name="Intense Reference" w:uiPriority="32" w:qFormat="1"/>
+    <w:lsdException w:name="Book Title" w:uiPriority="33" w:qFormat="1"/>
+    <w:lsdException w:name="Bibliography" w:semiHidden="1" w:uiPriority="37" w:unhideWhenUsed="1"/>
+    <w:lsdException w:name="TOC Heading" w:semiHidden="1" w:uiPriority="39" w:unhideWhenUsed="1" w:qFormat="1"/>
+    <w:lsdException w:name="Plain Table 1" w:uiPriority="41"/>
+    <w:lsdException w:name="Plain Table 2" w:uiPriority="42"/>
+    <w:lsdException w:name="Plain Table 3" w:uiPriority="43"/>
+    <w:lsdException w:name="Plain Table 4" w:uiPriority="44"/>
+    <w:lsdException w:name="Plain Table 5" w:uiPriority="45"/>
+    <w:lsdException w:name="Grid Table Light" w:uiPriority="40"/>
+    <w:lsdException w:name="Grid Table 1 Light" w:uiPriority="46"/>
+    <w:lsdException w:name="Grid Table 2" w:uiPriority="47"/>
+    <w:lsdException w:name="Grid Table 3" w:uiPriority="48"/>
+    <w:lsdException w:name="Grid Table 4" w:uiPriority="49"/>
+    <w:lsdException w:name="Grid Table 5 Dark" w:uiPriority="50"/>
+    <w:lsdException w:name="Grid Table 6 Colorful" w:uiPriority="51"/>
+    <w:lsdException w:name="Grid Table 7 Colorful" w:uiPriority="52"/>
+    <w:lsdException w:name="Grid Table 1 Light Accent 1" w:uiPriority="46"/>
+    <w:lsdException w:name="Grid Table 2 Accent 1" w:uiPriority="47"/>
+    <w:lsdException w:name="Grid Table 3 Accent 1" w:uiPriority="48"/>
+    <w:lsdException w:name="Grid Table 4 Accent 1" w:uiPriority="49"/>
+    <w:lsdException w:name="Grid Table 5 Dark Accent 1" w:uiPriority="50"/>
+    <w:lsdException w:name="Grid Table 6 Colorful Accent 1" w:uiPriority="51"/>
+    <w:lsdException w:name="Grid Table 7 Colorful Accent 1" w:uiPriority="52"/>
+    <w:lsdException w:name="Grid Table 1 Light Accent 2" w:uiPriority="46"/>
+    <w:lsdException w:name="Grid Table 2 Accent 2" w:uiPriority="47"/>
+    <w:lsdException w:name="Grid Table 3 Accent 2" w:uiPriority="48"/>
+    <w:lsdException w:name="Grid Table 4 Accent 2" w:uiPriority="49"/>
+    <w:lsdException w:name="Grid Table 5 Dark Accent 2" w:uiPriority="50"/>
+    <w:lsdException w:name="Grid Table 6 Colorful Accent 2" w:uiPriority="51"/>
+    <w:lsdException w:name="Grid Table 7 Colorful Accent 2" w:uiPriority="52"/>
+    <w:lsdException w:name="Grid Table 1 Light Accent 3" w:uiPriority="46"/>
+    <w:lsdException w:name="Grid Table 2 Accent 3" w:uiPriority="47"/>
+    <w:lsdException w:name="Grid Table 3 Accent 3" w:uiPriority="48"/>
+    <w:lsdException w:name="Grid Table 4 Accent 3" w:uiPriority="49"/>
+    <w:lsdException w:name="Grid Table 5 Dark Accent 3" w:uiPriority="50"/>
+    <w:lsdException w:name="Grid Table 6 Colorful Accent 3" w:uiPriority="51"/>
+    <w:lsdException w:name="Grid Table 7 Colorful Accent 3" w:uiPriority="52"/>
+    <w:lsdException w:name="Grid Table 1 Light Accent 4" w:uiPriority="46"/>
+    <w:lsdException w:name="Grid Table 2 Accent 4" w:uiPriority="47"/>
+    <w:lsdException w:name="Grid Table 3 Accent 4" w:uiPriority="48"/>
+    <w:lsdException w:name="Grid Table 4 Accent 4" w:uiPriority="49"/>
+    <w:lsdException w:name="Grid Table 5 Dark Accent 4" w:uiPriority="50"/>
+    <w:lsdException w:name="Grid Table 6 Colorful Accent 4" w:uiPriority="51"/>
+    <w:lsdException w:name="Grid Table 7 Colorful Accent 4" w:uiPriority="52"/>
+    <w:lsdException w:name="Grid Table 1 Light Accent 5" w:uiPriority="46"/>
+    <w:lsdException w:name="Grid Table 2 Accent 5" w:uiPriority="47"/>
+    <w:lsdException w:name="Grid Table 3 Accent 5" w:uiPriority="48"/>
+    <w:lsdException w:name="Grid Table 4 Accent 5" w:uiPriority="49"/>
+    <w:lsdException w:name="Grid Table 5 Dark Accent 5" w:uiPriority="50"/>
+    <w:lsdException w:name="Grid Table 6 Colorful Accent 5" w:uiPriority="51"/>
+    <w:lsdException w:name="Grid Table 7 Colorful Accent 5" w:uiPriority="52"/>
+    <w:lsdException w:name="Grid Table 1 Light Accent 6" w:uiPriority="46"/>
+    <w:lsdException w:name="Grid Table 2 Accent 6" w:uiPriority="47"/>
+    <w:lsdException w:name="Grid Table 3 Accent 6" w:uiPriority="48"/>
+    <w:lsdException w:name="Grid Table 4 Accent 6" w:uiPriority="49"/>
+    <w:lsdException w:name="Grid Table 5 Dark Accent 6" w:uiPriority="50"/>
+    <w:lsdException w:name="Grid Table 6 Colorful Accent 6" w:uiPriority="51"/>
+    <w:lsdException w:name="Grid Table 7 Colorful Accent 6" w:uiPriority="52"/>
+    <w:lsdException w:name="List Table 1 Light" w:uiPriority="46"/>
+    <w:lsdException w:name="List Table 2" w:uiPriority="47"/>
+    <w:lsdException w:name="List Table 3" w:uiPriority="48"/>
+    <w:lsdException w:name="List Table 4" w:uiPriority="49"/>
+    <w:lsdException w:name="List Table 5 Dark" w:uiPriority="50"/>
+    <w:lsdException w:name="List Table 6 Colorful" w:uiPriority="51"/>
+    <w:lsdException w:name="List Table 7 Colorful" w:uiPriority="52"/>
+    <w:lsdException w:name="List Table 1 Light Accent 1" w:uiPriority="46"/>
+    <w:lsdException w:name="List Table 2 Accent 1" w:uiPriority="47"/>
+    <w:lsdException w:name="List Table 3 Accent 1" w:uiPriority="48"/>
+    <w:lsdException w:name="List Table 4 Accent 1" w:uiPriority="49"/>
+    <w:lsdException w:name="List Table 5 Dark Accent 1" w:uiPriority="50"/>
+    <w:lsdException w:name="List Table 6 Colorful Accent 1" w:uiPriority="51"/>
+    <w:lsdException w:name="List Table 7 Colorful Accent 1" w:uiPriority="52"/>
+    <w:lsdException w:name="List Table 1 Light Accent 2" w:uiPriority="46"/>
+    <w:lsdException w:name="List Table 2 Accent 2" w:uiPriority="47"/>
+    <w:lsdException w:name="List Table 3 Accent 2" w:uiPriority="48"/>
+    <w:lsdException w:name="List Table 4 Accent 2" w:uiPriority="49"/>
+    <w:lsdException w:name="List Table 5 Dark Accent 2" w:uiPriority="50"/>
+    <w:lsdException w:name="List Table 6 Colorful Accent 2" w:uiPriority="51"/>
+    <w:lsdException w:name="List Table 7 Colorful Accent 2" w:uiPriority="52"/>
+    <w:lsdException w:name="List Table 1 Light Accent 3" w:uiPriority="46"/>
+    <w:lsdException w:name="List Table 2 Accent 3" w:uiPriority="47"/>
+    <w:lsdException w:name="List Table 3 Accent 3" w:uiPriority="48"/>
+    <w:lsdException w:name="List Table 4 Accent 3" w:uiPriority="49"/>
+    <w:lsdException w:name="List Table 5 Dark Accent 3" w:uiPriority="50"/>
+    <w:lsdException w:name="List Table 6 Colorful Accent 3" w:uiPriority="51"/>
+    <w:lsdException w:name="List Table 7 Colorful Accent 3" w:uiPriority="52"/>
+    <w:lsdException w:name="List Table 1 Light Accent 4" w:uiPriority="46"/>
+    <w:lsdException w:name="List Table 2 Accent 4" w:uiPriority="47"/>
+    <w:lsdException w:name="List Table 3 Accent 4" w:uiPriority="48"/>
+    <w:lsdException w:name="List Table 4 Accent 4" w:uiPriority="49"/>
+    <w:lsdException w:name="List Table 5 Dark Accent 4" w:uiPriority="50"/>
+    <w:lsdException w:name="List Table 6 Colorful Accent 4" w:uiPriority="51"/>
+    <w:lsdException w:name="List Table 7 Colorful Accent 4" w:uiPriority="52"/>
+    <w:lsdException w:name="List Table 1 Light Accent 5" w:uiPriority="46"/>
+    <w:lsdException w:name="List Table 2 Accent 5" w:uiPriority="47"/>
+    <w:lsdException w:name="List Table 3 Accent 5" w:uiPriority="48"/>
+    <w:lsdException w:name="List Table 4 Accent 5" w:uiPriority="49"/>
+    <w:lsdException w:name="List Table 5 Dark Accent 5" w:uiPriority="50"/>
+    <w:lsdException w:name="List Table 6 Colorful Accent 5" w:uiPriority="51"/>
+    <w:lsdException w:name="List Table 7 Colorful Accent 5" w:uiPriority="52"/>
+    <w:lsdException w:name="List Table 1 Light Accent 6" w:uiPriority="46"/>
+    <w:lsdException w:name="List Table 2 Accent 6" w:uiPriority="47"/>
+    <w:lsdException w:name="List Table 3 Accent 6" w:uiPriority="48"/>
+    <w:lsdException w:name="List Table 4 Accent 6" w:uiPriority="49"/>
+    <w:lsdException w:name="List Table 5 Dark Accent 6" w:uiPriority="50"/>
+    <w:lsdException w:name="List Table 6 Colorful Accent 6" w:uiPriority="51"/>
+    <w:lsdException w:name="List Table 7 Colorful Accent 6" w:uiPriority="52"/>
+    <w:lsdException w:name="Mention" w:semiHidden="1" w:uiPriority="99" w:unhideWhenUsed="1"/>
+    <w:lsdException w:name="Smart Hyperlink" w:semiHidden="1" w:uiPriority="99" w:unhideWhenUsed="1"/>
+    <w:lsdException w:name="Hashtag" w:semiHidden="1" w:uiPriority="99" w:unhideWhenUsed="1"/>
+    <w:lsdException w:name="Unresolved Mention" w:semiHidden="1" w:uiPriority="99" w:unhideWhenUsed="1"/>
+    <w:lsdException w:name="Smart Link" w:semiHidden="1" w:uiPriority="99" w:unhideWhenUsed="1"/>
   </w:latentStyles>
-  <w:style w:type="paragraph" w:default="1" w:styleId="1">
+  <w:style w:type="paragraph" w:default="1" w:styleId="a">
     <w:name w:val="Normal"/>
     <w:qFormat/>
-    <w:uiPriority w:val="0"/>
+    <w:rsid w:val="00EC6D09"/>
     <w:pPr>
       <w:widowControl w:val="0"/>
       <w:jc w:val="both"/>
     </w:pPr>
     <w:rPr>
-      <w:rFonts w:ascii="Times New Roman" w:hAnsi="Times New Roman" w:eastAsia="华文琥珀" w:cs="Times New Roman"/>
+      <w:rFonts w:eastAsia="华文琥珀"/>
       <w:kern w:val="2"/>
       <w:sz w:val="32"/>
-      <w:lang w:val="en-US" w:eastAsia="zh-CN" w:bidi="ar-SA"/>
+    </w:rPr>
+  </w:style>
+  <w:style w:type="paragraph" w:styleId="1">
+    <w:name w:val="heading 1"/>
+    <w:basedOn w:val="a"/>
+    <w:next w:val="a"/>
+    <w:link w:val="10"/>
+    <w:qFormat/>
+    <w:pPr>
+      <w:ind w:firstLineChars="200" w:firstLine="880"/>
+      <w:outlineLvl w:val="0"/>
+    </w:pPr>
+    <w:rPr>
+      <w:rFonts w:eastAsia="黑体"/>
     </w:rPr>
   </w:style>
   <w:style w:type="paragraph" w:styleId="2">
-    <w:name w:val="heading 1"/>
-    <w:basedOn w:val="1"/>
-    <w:next w:val="1"/>
+    <w:name w:val="heading 2"/>
+    <w:basedOn w:val="a"/>
+    <w:next w:val="a"/>
     <w:link w:val="20"/>
     <w:qFormat/>
-    <w:uiPriority w:val="0"/>
-    <w:pPr>
-      <w:ind w:firstLine="880" w:firstLineChars="200"/>
-      <w:outlineLvl w:val="0"/>
-    </w:pPr>
-    <w:rPr>
-      <w:rFonts w:eastAsia="黑体"/>
+    <w:pPr>
+      <w:ind w:firstLineChars="200" w:firstLine="880"/>
+      <w:outlineLvl w:val="1"/>
+    </w:pPr>
+    <w:rPr>
+      <w:rFonts w:eastAsia="楷体_GB2312"/>
     </w:rPr>
   </w:style>
   <w:style w:type="paragraph" w:styleId="3">
-    <w:name w:val="heading 2"/>
-    <w:basedOn w:val="1"/>
-    <w:next w:val="1"/>
-    <w:link w:val="21"/>
-    <w:qFormat/>
-    <w:uiPriority w:val="0"/>
-    <w:pPr>
-      <w:ind w:firstLine="880" w:firstLineChars="200"/>
-      <w:outlineLvl w:val="1"/>
-    </w:pPr>
-    <w:rPr>
-      <w:rFonts w:eastAsia="楷体_GB2312"/>
+    <w:name w:val="heading 3"/>
+    <w:basedOn w:val="a"/>
+    <w:next w:val="a"/>
+    <w:link w:val="30"/>
+    <w:qFormat/>
+    <w:pPr>
+      <w:ind w:firstLineChars="200" w:firstLine="880"/>
+      <w:outlineLvl w:val="2"/>
+    </w:pPr>
+    <w:rPr>
+      <w:rFonts w:eastAsia="仿宋_GB2312"/>
     </w:rPr>
   </w:style>
   <w:style w:type="paragraph" w:styleId="4">
-    <w:name w:val="heading 3"/>
-    <w:basedOn w:val="1"/>
-    <w:next w:val="1"/>
-    <w:link w:val="22"/>
-    <w:qFormat/>
-    <w:uiPriority w:val="0"/>
-    <w:pPr>
-      <w:ind w:firstLine="880" w:firstLineChars="200"/>
-      <w:outlineLvl w:val="2"/>
+    <w:name w:val="heading 4"/>
+    <w:basedOn w:val="a"/>
+    <w:next w:val="a"/>
+    <w:link w:val="40"/>
+    <w:qFormat/>
+    <w:pPr>
+      <w:ind w:firstLineChars="200" w:firstLine="880"/>
+      <w:outlineLvl w:val="3"/>
     </w:pPr>
     <w:rPr>
       <w:rFonts w:eastAsia="仿宋_GB2312"/>
     </w:rPr>
   </w:style>
   <w:style w:type="paragraph" w:styleId="5">
-    <w:name w:val="heading 4"/>
-    <w:basedOn w:val="1"/>
-    <w:next w:val="1"/>
-    <w:link w:val="23"/>
-    <w:qFormat/>
-    <w:uiPriority w:val="0"/>
-    <w:pPr>
-      <w:ind w:firstLine="880" w:firstLineChars="200"/>
-      <w:outlineLvl w:val="3"/>
-    </w:pPr>
-    <w:rPr>
-      <w:rFonts w:eastAsia="仿宋_GB2312"/>
-    </w:rPr>
-  </w:style>
-  <w:style w:type="paragraph" w:styleId="6">
     <w:name w:val="heading 5"/>
-    <w:basedOn w:val="7"/>
-    <w:next w:val="1"/>
-    <w:link w:val="24"/>
-    <w:qFormat/>
-    <w:uiPriority w:val="0"/>
+    <w:basedOn w:val="a0"/>
+    <w:next w:val="a"/>
+    <w:link w:val="50"/>
+    <w:qFormat/>
     <w:pPr>
       <w:outlineLvl w:val="4"/>
     </w:pPr>
   </w:style>
-  <w:style w:type="character" w:default="1" w:styleId="13">
+  <w:style w:type="character" w:default="1" w:styleId="a1">
     <w:name w:val="Default Paragraph Font"/>
+    <w:uiPriority w:val="1"/>
     <w:semiHidden/>
     <w:unhideWhenUsed/>
-    <w:uiPriority w:val="1"/>
-  </w:style>
-  <w:style w:type="table" w:default="1" w:styleId="12">
+  </w:style>
+  <w:style w:type="table" w:default="1" w:styleId="a2">
     <w:name w:val="Normal Table"/>
+    <w:uiPriority w:val="99"/>
     <w:semiHidden/>
     <w:unhideWhenUsed/>
-    <w:uiPriority w:val="99"/>
     <w:tblPr>
+      <w:tblInd w:w="0" w:type="dxa"/>
       <w:tblCellMar>
         <w:top w:w="0" w:type="dxa"/>
         <w:left w:w="108" w:type="dxa"/>
@@ -693,34 +799,37 @@
       </w:tblCellMar>
     </w:tblPr>
   </w:style>
-  <w:style w:type="paragraph" w:customStyle="1" w:styleId="7">
+  <w:style w:type="numbering" w:default="1" w:styleId="a3">
+    <w:name w:val="No List"/>
+    <w:uiPriority w:val="99"/>
+    <w:semiHidden/>
+    <w:unhideWhenUsed/>
+  </w:style>
+  <w:style w:type="paragraph" w:customStyle="1" w:styleId="a0">
     <w:name w:val="公文正文"/>
-    <w:basedOn w:val="1"/>
-    <w:link w:val="27"/>
-    <w:uiPriority w:val="0"/>
-    <w:pPr>
-      <w:ind w:firstLine="880" w:firstLineChars="200"/>
-    </w:pPr>
-    <w:rPr>
-      <w:rFonts w:hint="eastAsia" w:ascii="仿宋_GB2312" w:hAnsi="仿宋_GB2312" w:eastAsia="仿宋_GB2312"/>
+    <w:basedOn w:val="a"/>
+    <w:link w:val="Char"/>
+    <w:pPr>
+      <w:ind w:firstLineChars="200" w:firstLine="880"/>
+    </w:pPr>
+    <w:rPr>
+      <w:rFonts w:ascii="仿宋_GB2312" w:eastAsia="仿宋_GB2312" w:hAnsi="仿宋_GB2312" w:hint="eastAsia"/>
       <w:szCs w:val="32"/>
     </w:rPr>
   </w:style>
-  <w:style w:type="paragraph" w:styleId="8">
+  <w:style w:type="paragraph" w:styleId="a4">
     <w:name w:val="Body Text Indent"/>
-    <w:basedOn w:val="1"/>
-    <w:link w:val="25"/>
-    <w:uiPriority w:val="0"/>
+    <w:basedOn w:val="a"/>
+    <w:link w:val="a5"/>
     <w:pPr>
       <w:spacing w:after="120"/>
-      <w:ind w:left="420" w:leftChars="200"/>
-    </w:pPr>
-  </w:style>
-  <w:style w:type="paragraph" w:styleId="9">
+      <w:ind w:leftChars="200" w:left="420"/>
+    </w:pPr>
+  </w:style>
+  <w:style w:type="paragraph" w:styleId="a6">
     <w:name w:val="footer"/>
-    <w:basedOn w:val="1"/>
-    <w:qFormat/>
-    <w:uiPriority w:val="0"/>
+    <w:basedOn w:val="a"/>
+    <w:qFormat/>
     <w:pPr>
       <w:tabs>
         <w:tab w:val="center" w:pos="4153"/>
@@ -733,16 +842,15 @@
       <w:sz w:val="18"/>
     </w:rPr>
   </w:style>
-  <w:style w:type="paragraph" w:styleId="10">
+  <w:style w:type="paragraph" w:styleId="a7">
     <w:name w:val="header"/>
-    <w:basedOn w:val="1"/>
-    <w:uiPriority w:val="0"/>
+    <w:basedOn w:val="a"/>
     <w:pPr>
       <w:pBdr>
-        <w:top w:val="none" w:color="auto" w:sz="0" w:space="1"/>
-        <w:left w:val="none" w:color="auto" w:sz="0" w:space="4"/>
-        <w:bottom w:val="none" w:color="auto" w:sz="0" w:space="1"/>
-        <w:right w:val="none" w:color="auto" w:sz="0" w:space="4"/>
+        <w:top w:val="none" w:sz="0" w:space="1" w:color="auto"/>
+        <w:left w:val="none" w:sz="0" w:space="4" w:color="auto"/>
+        <w:bottom w:val="none" w:sz="0" w:space="1" w:color="auto"/>
+        <w:right w:val="none" w:sz="0" w:space="4" w:color="auto"/>
       </w:pBdr>
       <w:tabs>
         <w:tab w:val="center" w:pos="4153"/>
@@ -754,215 +862,219 @@
       <w:sz w:val="18"/>
     </w:rPr>
   </w:style>
-  <w:style w:type="paragraph" w:styleId="11">
+  <w:style w:type="paragraph" w:styleId="21">
     <w:name w:val="Body Text First Indent 2"/>
-    <w:basedOn w:val="8"/>
-    <w:link w:val="26"/>
-    <w:qFormat/>
-    <w:uiPriority w:val="0"/>
-    <w:pPr>
-      <w:ind w:firstLine="420" w:firstLineChars="200"/>
-    </w:pPr>
-  </w:style>
-  <w:style w:type="character" w:styleId="14">
+    <w:basedOn w:val="a4"/>
+    <w:link w:val="22"/>
+    <w:qFormat/>
+    <w:pPr>
+      <w:ind w:firstLineChars="200" w:firstLine="420"/>
+    </w:pPr>
+  </w:style>
+  <w:style w:type="character" w:styleId="a8">
     <w:name w:val="page number"/>
-    <w:basedOn w:val="13"/>
-    <w:qFormat/>
-    <w:uiPriority w:val="0"/>
-  </w:style>
-  <w:style w:type="paragraph" w:customStyle="1" w:styleId="15">
+    <w:basedOn w:val="a1"/>
+    <w:qFormat/>
+  </w:style>
+  <w:style w:type="paragraph" w:customStyle="1" w:styleId="a9">
     <w:name w:val="公文标题"/>
-    <w:basedOn w:val="1"/>
-    <w:uiPriority w:val="0"/>
+    <w:basedOn w:val="a"/>
     <w:pPr>
       <w:jc w:val="center"/>
     </w:pPr>
     <w:rPr>
-      <w:rFonts w:hint="eastAsia" w:ascii="方正小标宋简体" w:hAnsi="方正小标宋简体" w:eastAsia="方正小标宋简体"/>
+      <w:rFonts w:ascii="方正小标宋简体" w:eastAsia="方正小标宋简体" w:hAnsi="方正小标宋简体" w:hint="eastAsia"/>
       <w:sz w:val="44"/>
       <w:szCs w:val="44"/>
     </w:rPr>
   </w:style>
-  <w:style w:type="paragraph" w:customStyle="1" w:styleId="16">
+  <w:style w:type="paragraph" w:customStyle="1" w:styleId="aa">
     <w:name w:val="发文机关署名"/>
-    <w:basedOn w:val="1"/>
-    <w:uiPriority w:val="0"/>
-    <w:pPr>
-      <w:ind w:left="2520" w:leftChars="1200"/>
+    <w:basedOn w:val="a"/>
+    <w:pPr>
+      <w:ind w:leftChars="1200" w:left="2520"/>
       <w:jc w:val="center"/>
     </w:pPr>
     <w:rPr>
-      <w:rFonts w:hint="eastAsia" w:ascii="仿宋_GB2312" w:hAnsi="仿宋_GB2312" w:eastAsia="仿宋_GB2312"/>
+      <w:rFonts w:ascii="仿宋_GB2312" w:eastAsia="仿宋_GB2312" w:hAnsi="仿宋_GB2312" w:hint="eastAsia"/>
       <w:szCs w:val="32"/>
     </w:rPr>
   </w:style>
-  <w:style w:type="paragraph" w:customStyle="1" w:styleId="17">
+  <w:style w:type="paragraph" w:customStyle="1" w:styleId="ab">
     <w:name w:val="成文日期"/>
-    <w:basedOn w:val="1"/>
-    <w:qFormat/>
-    <w:uiPriority w:val="0"/>
-    <w:pPr>
-      <w:ind w:left="2520" w:leftChars="1200"/>
+    <w:basedOn w:val="a"/>
+    <w:qFormat/>
+    <w:pPr>
+      <w:ind w:leftChars="1200" w:left="2520"/>
       <w:jc w:val="center"/>
     </w:pPr>
     <w:rPr>
-      <w:rFonts w:hint="eastAsia" w:ascii="仿宋_GB2312" w:hAnsi="仿宋_GB2312" w:eastAsia="仿宋_GB2312"/>
+      <w:rFonts w:ascii="仿宋_GB2312" w:eastAsia="仿宋_GB2312" w:hAnsi="仿宋_GB2312" w:hint="eastAsia"/>
       <w:szCs w:val="32"/>
     </w:rPr>
   </w:style>
-  <w:style w:type="paragraph" w:customStyle="1" w:styleId="18">
+  <w:style w:type="paragraph" w:customStyle="1" w:styleId="ac">
     <w:name w:val="公开方式"/>
-    <w:basedOn w:val="1"/>
-    <w:link w:val="19"/>
-    <w:uiPriority w:val="0"/>
-    <w:rPr>
-      <w:rFonts w:hint="eastAsia" w:ascii="仿宋_GB2312" w:hAnsi="仿宋_GB2312" w:eastAsia="仿宋_GB2312"/>
+    <w:basedOn w:val="a"/>
+    <w:link w:val="Char0"/>
+    <w:rPr>
+      <w:rFonts w:ascii="仿宋_GB2312" w:eastAsia="仿宋_GB2312" w:hAnsi="仿宋_GB2312" w:hint="eastAsia"/>
       <w:szCs w:val="32"/>
     </w:rPr>
   </w:style>
-  <w:style w:type="character" w:customStyle="1" w:styleId="19">
+  <w:style w:type="character" w:customStyle="1" w:styleId="Char0">
     <w:name w:val="公开方式 Char"/>
-    <w:link w:val="18"/>
-    <w:qFormat/>
-    <w:uiPriority w:val="0"/>
-    <w:rPr>
-      <w:rFonts w:hint="eastAsia" w:ascii="仿宋_GB2312" w:hAnsi="仿宋_GB2312" w:eastAsia="仿宋_GB2312"/>
+    <w:link w:val="ac"/>
+    <w:qFormat/>
+    <w:rPr>
+      <w:rFonts w:ascii="仿宋_GB2312" w:eastAsia="仿宋_GB2312" w:hAnsi="仿宋_GB2312" w:hint="eastAsia"/>
       <w:sz w:val="32"/>
       <w:szCs w:val="32"/>
     </w:rPr>
   </w:style>
-  <w:style w:type="character" w:customStyle="1" w:styleId="20">
+  <w:style w:type="character" w:customStyle="1" w:styleId="10">
     <w:name w:val="标题 1 字符"/>
-    <w:link w:val="2"/>
-    <w:qFormat/>
-    <w:uiPriority w:val="0"/>
-    <w:rPr>
-      <w:rFonts w:ascii="仿宋_GB2312" w:hAnsi="仿宋_GB2312" w:eastAsia="黑体" w:cs="Times New Roman"/>
+    <w:link w:val="1"/>
+    <w:qFormat/>
+    <w:rPr>
+      <w:rFonts w:ascii="仿宋_GB2312" w:eastAsia="黑体" w:hAnsi="仿宋_GB2312" w:cs="Times New Roman"/>
       <w:kern w:val="2"/>
       <w:sz w:val="32"/>
       <w:szCs w:val="32"/>
       <w:lang w:val="en-US" w:eastAsia="zh-CN" w:bidi="ar-SA"/>
     </w:rPr>
   </w:style>
-  <w:style w:type="character" w:customStyle="1" w:styleId="21">
+  <w:style w:type="character" w:customStyle="1" w:styleId="20">
     <w:name w:val="标题 2 字符"/>
-    <w:link w:val="3"/>
-    <w:qFormat/>
-    <w:uiPriority w:val="0"/>
-    <w:rPr>
-      <w:rFonts w:ascii="仿宋_GB2312" w:hAnsi="仿宋_GB2312" w:eastAsia="楷体_GB2312" w:cs="Times New Roman"/>
+    <w:link w:val="2"/>
+    <w:qFormat/>
+    <w:rPr>
+      <w:rFonts w:ascii="仿宋_GB2312" w:eastAsia="楷体_GB2312" w:hAnsi="仿宋_GB2312" w:cs="Times New Roman"/>
       <w:kern w:val="2"/>
       <w:sz w:val="32"/>
       <w:szCs w:val="32"/>
       <w:lang w:val="en-US" w:eastAsia="zh-CN" w:bidi="ar-SA"/>
     </w:rPr>
   </w:style>
-  <w:style w:type="character" w:customStyle="1" w:styleId="22">
+  <w:style w:type="character" w:customStyle="1" w:styleId="30">
     <w:name w:val="标题 3 字符"/>
-    <w:link w:val="4"/>
-    <w:qFormat/>
-    <w:uiPriority w:val="0"/>
-    <w:rPr>
-      <w:rFonts w:ascii="仿宋_GB2312" w:hAnsi="仿宋_GB2312" w:eastAsia="仿宋_GB2312" w:cs="Times New Roman"/>
+    <w:link w:val="3"/>
+    <w:qFormat/>
+    <w:rPr>
+      <w:rFonts w:ascii="仿宋_GB2312" w:eastAsia="仿宋_GB2312" w:hAnsi="仿宋_GB2312" w:cs="Times New Roman"/>
       <w:kern w:val="2"/>
       <w:sz w:val="32"/>
       <w:szCs w:val="32"/>
       <w:lang w:val="en-US" w:eastAsia="zh-CN" w:bidi="ar-SA"/>
     </w:rPr>
   </w:style>
-  <w:style w:type="character" w:customStyle="1" w:styleId="23">
+  <w:style w:type="character" w:customStyle="1" w:styleId="40">
     <w:name w:val="标题 4 字符"/>
-    <w:link w:val="5"/>
-    <w:qFormat/>
-    <w:uiPriority w:val="0"/>
-    <w:rPr>
-      <w:rFonts w:ascii="仿宋_GB2312" w:hAnsi="仿宋_GB2312" w:eastAsia="仿宋_GB2312" w:cs="Times New Roman"/>
+    <w:link w:val="4"/>
+    <w:qFormat/>
+    <w:rPr>
+      <w:rFonts w:ascii="仿宋_GB2312" w:eastAsia="仿宋_GB2312" w:hAnsi="仿宋_GB2312" w:cs="Times New Roman"/>
       <w:kern w:val="2"/>
       <w:sz w:val="32"/>
       <w:szCs w:val="32"/>
       <w:lang w:val="en-US" w:eastAsia="zh-CN" w:bidi="ar-SA"/>
     </w:rPr>
   </w:style>
-  <w:style w:type="character" w:customStyle="1" w:styleId="24">
+  <w:style w:type="character" w:customStyle="1" w:styleId="50">
     <w:name w:val="标题 5 字符"/>
-    <w:link w:val="6"/>
-    <w:uiPriority w:val="0"/>
-    <w:rPr>
-      <w:rFonts w:ascii="仿宋_GB2312" w:hAnsi="仿宋_GB2312" w:eastAsia="仿宋_GB2312" w:cs="Times New Roman"/>
+    <w:link w:val="5"/>
+    <w:rPr>
+      <w:rFonts w:ascii="仿宋_GB2312" w:eastAsia="仿宋_GB2312" w:hAnsi="仿宋_GB2312" w:cs="Times New Roman"/>
       <w:kern w:val="2"/>
       <w:sz w:val="32"/>
       <w:szCs w:val="32"/>
       <w:lang w:val="en-US" w:eastAsia="zh-CN" w:bidi="ar-SA"/>
     </w:rPr>
   </w:style>
-  <w:style w:type="character" w:customStyle="1" w:styleId="25">
+  <w:style w:type="character" w:customStyle="1" w:styleId="a5">
     <w:name w:val="正文文本缩进 字符"/>
-    <w:basedOn w:val="13"/>
-    <w:link w:val="8"/>
-    <w:qFormat/>
-    <w:uiPriority w:val="0"/>
+    <w:basedOn w:val="a1"/>
+    <w:link w:val="a4"/>
+    <w:qFormat/>
     <w:rPr>
       <w:kern w:val="2"/>
       <w:sz w:val="21"/>
     </w:rPr>
   </w:style>
-  <w:style w:type="character" w:customStyle="1" w:styleId="26">
+  <w:style w:type="character" w:customStyle="1" w:styleId="22">
     <w:name w:val="正文文本首行缩进 2 字符"/>
-    <w:basedOn w:val="25"/>
-    <w:link w:val="11"/>
-    <w:qFormat/>
-    <w:uiPriority w:val="0"/>
+    <w:basedOn w:val="a5"/>
+    <w:link w:val="21"/>
+    <w:qFormat/>
     <w:rPr>
       <w:kern w:val="2"/>
       <w:sz w:val="21"/>
     </w:rPr>
   </w:style>
-  <w:style w:type="character" w:customStyle="1" w:styleId="27">
+  <w:style w:type="character" w:customStyle="1" w:styleId="Char">
     <w:name w:val="公文正文 Char"/>
-    <w:link w:val="7"/>
-    <w:qFormat/>
-    <w:uiPriority w:val="0"/>
-    <w:rPr>
-      <w:rFonts w:hint="eastAsia" w:ascii="仿宋_GB2312" w:hAnsi="仿宋_GB2312" w:eastAsia="仿宋_GB2312"/>
+    <w:link w:val="a0"/>
+    <w:qFormat/>
+    <w:rPr>
+      <w:rFonts w:ascii="仿宋_GB2312" w:eastAsia="仿宋_GB2312" w:hAnsi="仿宋_GB2312" w:hint="eastAsia"/>
       <w:sz w:val="32"/>
       <w:szCs w:val="32"/>
     </w:rPr>
   </w:style>
-  <w:style w:type="paragraph" w:customStyle="1" w:styleId="28">
-    <w:name w:val="单附件说明"/>
-    <w:basedOn w:val="1"/>
-    <w:qFormat/>
-    <w:uiPriority w:val="0"/>
-    <w:pPr>
-      <w:ind w:left="1580" w:leftChars="200" w:hanging="948" w:hangingChars="300"/>
+  <w:style w:type="paragraph" w:customStyle="1" w:styleId="ad">
+    <w:name w:val="附件说明"/>
+    <w:basedOn w:val="a"/>
+    <w:qFormat/>
+    <w:pPr>
+      <w:ind w:leftChars="200" w:left="1580" w:hangingChars="300" w:hanging="948"/>
     </w:pPr>
     <w:rPr>
       <w:rFonts w:eastAsia="仿宋_GB2312"/>
     </w:rPr>
   </w:style>
-  <w:style w:type="paragraph" w:customStyle="1" w:styleId="29">
+  <w:style w:type="paragraph" w:customStyle="1" w:styleId="ae">
     <w:name w:val="多附件说明"/>
-    <w:basedOn w:val="1"/>
-    <w:qFormat/>
-    <w:uiPriority w:val="0"/>
-    <w:pPr>
-      <w:ind w:left="2054" w:leftChars="200" w:hanging="1422" w:hangingChars="450"/>
+    <w:basedOn w:val="a"/>
+    <w:pPr>
+      <w:ind w:leftChars="200" w:left="2054" w:hangingChars="450" w:hanging="1422"/>
     </w:pPr>
     <w:rPr>
       <w:rFonts w:eastAsia="仿宋_GB2312"/>
     </w:rPr>
   </w:style>
-  <w:style w:type="paragraph" w:customStyle="1" w:styleId="30">
+  <w:style w:type="paragraph" w:customStyle="1" w:styleId="af">
     <w:name w:val="附注"/>
-    <w:basedOn w:val="1"/>
-    <w:qFormat/>
-    <w:uiPriority w:val="0"/>
-    <w:pPr>
-      <w:ind w:firstLine="632" w:firstLineChars="200"/>
+    <w:basedOn w:val="a"/>
+    <w:qFormat/>
+    <w:pPr>
+      <w:ind w:firstLineChars="200" w:firstLine="632"/>
       <w:jc w:val="left"/>
     </w:pPr>
     <w:rPr>
       <w:rFonts w:eastAsia="仿宋_GB2312"/>
+    </w:rPr>
+  </w:style>
+  <w:style w:type="paragraph" w:styleId="af0">
+    <w:name w:val="Title"/>
+    <w:basedOn w:val="a9"/>
+    <w:next w:val="a"/>
+    <w:link w:val="af1"/>
+    <w:qFormat/>
+    <w:rsid w:val="00EC6D09"/>
+    <w:rPr>
+      <w:rFonts w:hint="default"/>
+    </w:rPr>
+  </w:style>
+  <w:style w:type="character" w:customStyle="1" w:styleId="af1">
+    <w:name w:val="标题 字符"/>
+    <w:basedOn w:val="a1"/>
+    <w:link w:val="af0"/>
+    <w:rsid w:val="00EC6D09"/>
+    <w:rPr>
+      <w:rFonts w:ascii="方正小标宋简体" w:eastAsia="方正小标宋简体" w:hAnsi="方正小标宋简体"/>
+      <w:kern w:val="2"/>
+      <w:sz w:val="44"/>
+      <w:szCs w:val="44"/>
     </w:rPr>
   </w:style>
 </w:styles>
@@ -1249,10 +1361,15 @@
     </a:fmtScheme>
   </a:themeElements>
   <a:objectDefaults/>
+  <a:extraClrSchemeLst/>
 </a:theme>
 </file>
 
 <file path=customXml/item1.xml><?xml version="1.0" encoding="utf-8"?>
+<b:Sources xmlns:b="http://schemas.openxmlformats.org/officeDocument/2006/bibliography" xmlns="http://schemas.openxmlformats.org/officeDocument/2006/bibliography" SelectedStyle="\APASixthEditionOfficeOnline.xsl" StyleName="APA" Version="6"/>
+</file>
+
+<file path=customXml/item2.xml><?xml version="1.0" encoding="utf-8"?>
 <s:customData xmlns="http://www.wps.cn/officeDocument/2013/wpsCustomData" xmlns:s="http://www.wps.cn/officeDocument/2013/wpsCustomData">
   <customSectProps/>
   <customShpExts>
@@ -1261,20 +1378,16 @@
 </s:customData>
 </file>
 
-<file path=customXml/item2.xml><?xml version="1.0" encoding="utf-8"?>
-<b:Sources xmlns:b="http://schemas.openxmlformats.org/officeDocument/2006/bibliography" xmlns="http://schemas.openxmlformats.org/officeDocument/2006/bibliography" SelectedStyle="\APASixthEditionOfficeOnline.xsl" StyleName="APA" Version="6"/>
+<file path=customXml/itemProps1.xml><?xml version="1.0" encoding="utf-8"?>
+<ds:datastoreItem xmlns:ds="http://schemas.openxmlformats.org/officeDocument/2006/customXml" ds:itemID="{6283F594-27A7-4CB9-93B3-AAD8793555A1}">
+  <ds:schemaRefs/>
+</ds:datastoreItem>
 </file>
 
-<file path=customXml/itemProps1.xml><?xml version="1.0" encoding="utf-8"?>
+<file path=customXml/itemProps2.xml><?xml version="1.0" encoding="utf-8"?>
 <ds:datastoreItem xmlns:ds="http://schemas.openxmlformats.org/officeDocument/2006/customXml" ds:itemID="{B1977F7D-205B-4081-913C-38D41E755F92}">
   <ds:schemaRefs>
     <ds:schemaRef ds:uri="http://www.wps.cn/officeDocument/2013/wpsCustomData"/>
   </ds:schemaRefs>
 </ds:datastoreItem>
-</file>
-
-<file path=customXml/itemProps2.xml><?xml version="1.0" encoding="utf-8"?>
-<ds:datastoreItem xmlns:ds="http://schemas.openxmlformats.org/officeDocument/2006/customXml" ds:itemID="{6283F594-27A7-4CB9-93B3-AAD8793555A1}">
-  <ds:schemaRefs/>
-</ds:datastoreItem>
 </file>